--- a/static/files/13-PETRARCA dolci acque.docx
+++ b/static/files/13-PETRARCA dolci acque.docx
@@ -292,14 +292,49 @@
           <w:b/>
           <w:bCs/>
         </w:rPr>
-        <w:t xml:space="preserve">llo sconforto </w:t>
-      </w:r>
-      <w:r>
-        <w:rPr>
-          <w:b/>
-          <w:bCs/>
-        </w:rPr>
-        <w:t xml:space="preserve">presente per giungere alla </w:t>
+        <w:t>llo sconforto</w:t>
+      </w:r>
+      <w:r>
+        <w:rPr>
+          <w:b/>
+          <w:bCs/>
+        </w:rPr>
+        <w:t>,</w:t>
+      </w:r>
+      <w:r>
+        <w:rPr>
+          <w:b/>
+          <w:bCs/>
+        </w:rPr>
+        <w:t xml:space="preserve"> </w:t>
+      </w:r>
+      <w:r>
+        <w:rPr>
+          <w:b/>
+          <w:bCs/>
+        </w:rPr>
+        <w:t xml:space="preserve">che lo assale nel </w:t>
+      </w:r>
+      <w:r>
+        <w:rPr>
+          <w:b/>
+          <w:bCs/>
+        </w:rPr>
+        <w:t>presente</w:t>
+      </w:r>
+      <w:r>
+        <w:rPr>
+          <w:b/>
+          <w:bCs/>
+        </w:rPr>
+        <w:t>,</w:t>
+      </w:r>
+      <w:r>
+        <w:rPr>
+          <w:b/>
+          <w:bCs/>
+        </w:rPr>
+        <w:t xml:space="preserve"> per giungere alla </w:t>
       </w:r>
       <w:r>
         <w:rPr>
@@ -378,6 +413,9 @@
       </w:r>
       <w:r>
         <w:t>-</w:t>
+      </w:r>
+      <w:r>
+        <w:t>,</w:t>
       </w:r>
       <w:r>
         <w:rPr>
@@ -547,7 +585,7 @@
         <w:t xml:space="preserve">                </w:t>
       </w:r>
       <w:r>
-        <w:t xml:space="preserve"> fine ad una vita di dolore che ormai non regge più.</w:t>
+        <w:t xml:space="preserve"> fine ad una vita di dolore che non regge più.</w:t>
       </w:r>
     </w:p>
     <w:p>
@@ -653,7 +691,13 @@
         <w:t xml:space="preserve">Dichiara che nessun altro posto gli piace più di questo </w:t>
       </w:r>
       <w:r>
-        <w:t xml:space="preserve">(rima </w:t>
+        <w:t>(</w:t>
+      </w:r>
+      <w:r>
+        <w:t xml:space="preserve">vedi </w:t>
+      </w:r>
+      <w:r>
+        <w:t xml:space="preserve">rima </w:t>
       </w:r>
       <w:r>
         <w:rPr>
@@ -934,6 +978,7 @@
         </w:rPr>
         <w:t xml:space="preserve"> </w:t>
       </w:r>
+      <w:proofErr w:type="spellStart"/>
       <w:r>
         <w:rPr>
           <w:i/>
@@ -941,6 +986,7 @@
         </w:rPr>
         <w:t>Secretum</w:t>
       </w:r>
+      <w:proofErr w:type="spellEnd"/>
       <w:r>
         <w:t>).</w:t>
       </w:r>
@@ -957,7 +1003,25 @@
         <w:t>l</w:t>
       </w:r>
       <w:r>
-        <w:t>novistici, ciò che resta impresso nella m</w:t>
+        <w:t xml:space="preserve">novistici, </w:t>
+      </w:r>
+      <w:r>
+        <w:t xml:space="preserve">gli elementi </w:t>
+      </w:r>
+      <w:r>
+        <w:t>che resta</w:t>
+      </w:r>
+      <w:r>
+        <w:t>no</w:t>
+      </w:r>
+      <w:r>
+        <w:t xml:space="preserve"> impress</w:t>
+      </w:r>
+      <w:r>
+        <w:t>i</w:t>
+      </w:r>
+      <w:r>
+        <w:t xml:space="preserve"> nella m</w:t>
       </w:r>
       <w:r>
         <w:t>ente del lettore sono: i suoi capelli al vento</w:t>
@@ -972,7 +1036,15 @@
         <w:t>→</w:t>
       </w:r>
       <w:r>
-        <w:t xml:space="preserve"> “Erano i capei d’oro a l’aura sparsi</w:t>
+        <w:t xml:space="preserve"> “Erano i </w:t>
+      </w:r>
+      <w:proofErr w:type="spellStart"/>
+      <w:r>
+        <w:t>capei</w:t>
+      </w:r>
+      <w:proofErr w:type="spellEnd"/>
+      <w:r>
+        <w:t xml:space="preserve"> d’oro a l’aura sparsi</w:t>
       </w:r>
       <w:r>
         <w:t>”</w:t>
@@ -1251,24 +1323,59 @@
         <w:t>più selezionato e di tono medio</w:t>
       </w:r>
       <w:r>
-        <w:t>: sono esclusi i vocaboli troppo difficili o troppo volgari. Anche il suo rapporto con i classici è diverso. Le fonti latine non sono motivo di ornamento esteriore; ma suggestioni che innervano la poesia dall’interno, riproducendo</w:t>
-      </w:r>
-      <w:r>
-        <w:t>ne</w:t>
-      </w:r>
-      <w:r>
-        <w:t xml:space="preserve"> ritmi e atmosfere. L’incipit, per esempio, riecheggia gli aggettivi che Orazio usa in lode della fonte Bandusia (</w:t>
-      </w:r>
-      <w:r>
-        <w:rPr>
-          <w:i/>
-          <w:iCs/>
-        </w:rPr>
-        <w:t>splendidior vitro, dulce, gelidos</w:t>
-      </w:r>
+        <w:t>: sono esclusi i vocaboli troppo difficili o troppo volgari. Anche il suo rapporto con i classici è diverso. Le fonti latine non sono motivo di ornamento esteriore; ma suggestioni che innervano la poesia dall’interno</w:t>
+      </w:r>
+      <w:r>
+        <w:t xml:space="preserve">. </w:t>
+      </w:r>
+      <w:r>
+        <w:t>L’incipit, per esempio, riecheggia gli aggettivi che Orazio usa in lode della fonte Bandusia (</w:t>
+      </w:r>
+      <w:proofErr w:type="spellStart"/>
+      <w:r>
+        <w:rPr>
+          <w:i/>
+          <w:iCs/>
+        </w:rPr>
+        <w:t>splendidior</w:t>
+      </w:r>
+      <w:proofErr w:type="spellEnd"/>
+      <w:r>
+        <w:rPr>
+          <w:i/>
+          <w:iCs/>
+        </w:rPr>
+        <w:t xml:space="preserve"> vitro, </w:t>
+      </w:r>
+      <w:proofErr w:type="spellStart"/>
+      <w:r>
+        <w:rPr>
+          <w:i/>
+          <w:iCs/>
+        </w:rPr>
+        <w:t>dulce</w:t>
+      </w:r>
+      <w:proofErr w:type="spellEnd"/>
+      <w:r>
+        <w:rPr>
+          <w:i/>
+          <w:iCs/>
+        </w:rPr>
+        <w:t xml:space="preserve">, </w:t>
+      </w:r>
+      <w:proofErr w:type="spellStart"/>
+      <w:r>
+        <w:rPr>
+          <w:i/>
+          <w:iCs/>
+        </w:rPr>
+        <w:t>gelidos</w:t>
+      </w:r>
+      <w:proofErr w:type="spellEnd"/>
       <w:r>
         <w:t xml:space="preserve"> </w:t>
       </w:r>
+      <w:proofErr w:type="spellStart"/>
       <w:r>
         <w:rPr>
           <w:i/>
@@ -1281,7 +1388,15 @@
           <w:i/>
           <w:iCs/>
         </w:rPr>
-        <w:t>s).</w:t>
+        <w:t>s</w:t>
+      </w:r>
+      <w:proofErr w:type="spellEnd"/>
+      <w:r>
+        <w:rPr>
+          <w:i/>
+          <w:iCs/>
+        </w:rPr>
+        <w:t>).</w:t>
       </w:r>
     </w:p>
     <w:p>
@@ -1521,7 +1636,39 @@
           <w:b/>
           <w:bCs/>
         </w:rPr>
-        <w:t xml:space="preserve"> oscillanti tra “inquietudo” e “beatitudo”.</w:t>
+        <w:t xml:space="preserve"> oscillanti tra “</w:t>
+      </w:r>
+      <w:proofErr w:type="spellStart"/>
+      <w:r>
+        <w:rPr>
+          <w:b/>
+          <w:bCs/>
+        </w:rPr>
+        <w:t>inquietudo</w:t>
+      </w:r>
+      <w:proofErr w:type="spellEnd"/>
+      <w:r>
+        <w:rPr>
+          <w:b/>
+          <w:bCs/>
+        </w:rPr>
+        <w:t>” e “</w:t>
+      </w:r>
+      <w:proofErr w:type="spellStart"/>
+      <w:r>
+        <w:rPr>
+          <w:b/>
+          <w:bCs/>
+        </w:rPr>
+        <w:t>beatitudo</w:t>
+      </w:r>
+      <w:proofErr w:type="spellEnd"/>
+      <w:r>
+        <w:rPr>
+          <w:b/>
+          <w:bCs/>
+        </w:rPr>
+        <w:t>”.</w:t>
       </w:r>
     </w:p>
     <w:p>
@@ -1564,7 +1711,13 @@
         <w:jc w:val="both"/>
       </w:pPr>
       <w:r>
-        <w:t>Innanzitutto occorre rilevare che Laura non viene descritta direttamente, ma attraverso L’INDETERMINATEZZA DEL RICORDO. Ciò fa sì che, a</w:t>
+        <w:t>Innanzitutto</w:t>
+      </w:r>
+      <w:r>
+        <w:t>,</w:t>
+      </w:r>
+      <w:r>
+        <w:t xml:space="preserve"> occorre rilevare che Laura non viene descritta direttamente, ma attraverso L’INDETERMINATEZZA DEL RICORDO. Ciò fa sì che, a</w:t>
       </w:r>
       <w:r>
         <w:t>l centro della lirica</w:t>
@@ -1627,6 +1780,7 @@
       <w:r>
         <w:t xml:space="preserve"> dopo la </w:t>
       </w:r>
+      <w:proofErr w:type="spellStart"/>
       <w:r>
         <w:rPr>
           <w:i/>
@@ -1646,7 +1800,15 @@
           <w:i/>
           <w:iCs/>
         </w:rPr>
-        <w:t>o animi del 1348</w:t>
+        <w:t>o</w:t>
+      </w:r>
+      <w:proofErr w:type="spellEnd"/>
+      <w:r>
+        <w:rPr>
+          <w:i/>
+          <w:iCs/>
+        </w:rPr>
+        <w:t xml:space="preserve"> animi del 1348</w:t>
       </w:r>
       <w:r>
         <w:t>, quando la morte di Laura fa prevalere in lui il senso della vanità delle cose</w:t>
@@ -1680,7 +1842,35 @@
         <w:rPr>
           <w:bCs/>
         </w:rPr>
-        <w:t xml:space="preserve"> “Quel rusignol che sì soave piagne”)</w:t>
+        <w:t xml:space="preserve"> “Quel </w:t>
+      </w:r>
+      <w:proofErr w:type="spellStart"/>
+      <w:r>
+        <w:rPr>
+          <w:bCs/>
+        </w:rPr>
+        <w:t>rusignol</w:t>
+      </w:r>
+      <w:proofErr w:type="spellEnd"/>
+      <w:r>
+        <w:rPr>
+          <w:bCs/>
+        </w:rPr>
+        <w:t xml:space="preserve"> che sì soave </w:t>
+      </w:r>
+      <w:proofErr w:type="spellStart"/>
+      <w:r>
+        <w:rPr>
+          <w:bCs/>
+        </w:rPr>
+        <w:t>piagne</w:t>
+      </w:r>
+      <w:proofErr w:type="spellEnd"/>
+      <w:r>
+        <w:rPr>
+          <w:bCs/>
+        </w:rPr>
+        <w:t>”)</w:t>
       </w:r>
       <w:r>
         <w:t>.</w:t>
@@ -1935,24 +2125,62 @@
       <w:r>
         <w:rPr>
           <w:b/>
-        </w:rPr>
-        <w:tab/>
-      </w:r>
-    </w:p>
-    <w:p>
-      <w:pPr>
-        <w:ind w:left="708"/>
-        <w:jc w:val="both"/>
-        <w:rPr>
-          <w:b/>
-        </w:rPr>
-      </w:pPr>
-      <w:r>
-        <w:rPr>
-          <w:b/>
-        </w:rPr>
-        <w:t>È, comunque, evidente lo sforzo di contenere la passione entro l’equilibrio e la compostezza formale della poesia latina, sull’esempio di Virgilio.</w:t>
-      </w:r>
+          <w:bCs/>
+        </w:rPr>
+        <w:t xml:space="preserve"> Però</w:t>
+      </w:r>
+      <w:r>
+        <w:rPr>
+          <w:b/>
+          <w:bCs/>
+        </w:rPr>
+        <w:t>,</w:t>
+      </w:r>
+      <w:r>
+        <w:rPr>
+          <w:b/>
+        </w:rPr>
+        <w:t xml:space="preserve"> </w:t>
+      </w:r>
+      <w:r>
+        <w:rPr>
+          <w:b/>
+        </w:rPr>
+        <w:t>anche</w:t>
+      </w:r>
+      <w:r>
+        <w:rPr>
+          <w:b/>
+        </w:rPr>
+        <w:t xml:space="preserve"> </w:t>
+      </w:r>
+      <w:r>
+        <w:rPr>
+          <w:b/>
+        </w:rPr>
+        <w:t>per</w:t>
+      </w:r>
+      <w:r>
+        <w:rPr>
+          <w:b/>
+          <w:bCs/>
+        </w:rPr>
+        <w:t xml:space="preserve"> </w:t>
+      </w:r>
+      <w:r>
+        <w:rPr>
+          <w:b/>
+        </w:rPr>
+        <w:t>Petrarca, che possiede una vasta biblioteca personale, l’autore prediletto è Virgilio.</w:t>
+      </w:r>
+    </w:p>
+    <w:p>
+      <w:pPr>
+        <w:jc w:val="both"/>
+        <w:rPr>
+          <w:b/>
+        </w:rPr>
+      </w:pPr>
     </w:p>
     <w:p>
       <w:pPr>
@@ -2089,6 +2317,46 @@
         <w:rPr>
           <w:b/>
           <w:bCs/>
+        </w:rPr>
+        <w:t xml:space="preserve">. </w:t>
+      </w:r>
+      <w:r>
+        <w:rPr>
+          <w:b/>
+          <w:bCs/>
+        </w:rPr>
+        <w:t xml:space="preserve">La sua, infatti, è una poesia dell’introspezione che ruota intorno ad alcuni miti. </w:t>
+      </w:r>
+    </w:p>
+    <w:p>
+      <w:pPr>
+        <w:pStyle w:val="Paragrafoelenco"/>
+        <w:jc w:val="both"/>
+        <w:rPr>
+          <w:b/>
+          <w:bCs/>
+        </w:rPr>
+      </w:pPr>
+      <w:r>
+        <w:rPr>
+          <w:b/>
+          <w:bCs/>
+        </w:rPr>
+        <w:t xml:space="preserve">Cosa rappresenta per lui </w:t>
+      </w:r>
+      <w:r>
+        <w:rPr>
+          <w:b/>
+          <w:bCs/>
+          <w:i/>
+          <w:iCs/>
+        </w:rPr>
+        <w:t>Valchiusa</w:t>
+      </w:r>
+      <w:r>
+        <w:rPr>
+          <w:b/>
+          <w:bCs/>
           <w:vertAlign w:val="superscript"/>
         </w:rPr>
         <w:t>3</w:t>
@@ -2098,55 +2366,363 @@
           <w:b/>
           <w:bCs/>
         </w:rPr>
+        <w:t>?</w:t>
+      </w:r>
+    </w:p>
+    <w:p>
+      <w:pPr>
+        <w:pStyle w:val="Paragrafoelenco"/>
+        <w:jc w:val="both"/>
+        <w:rPr>
+          <w:b/>
+          <w:bCs/>
+        </w:rPr>
+      </w:pPr>
+    </w:p>
+    <w:p>
+      <w:pPr>
+        <w:pStyle w:val="Paragrafoelenco"/>
+        <w:jc w:val="both"/>
+      </w:pPr>
+      <w:r>
+        <w:t>A</w:t>
+      </w:r>
+      <w:r>
+        <w:t xml:space="preserve"> livello ideologico, Petrarca</w:t>
+      </w:r>
+      <w:r>
+        <w:t xml:space="preserve"> resta legato a</w:t>
+      </w:r>
+      <w:r>
+        <w:t>l</w:t>
+      </w:r>
+      <w:r>
+        <w:t xml:space="preserve"> </w:t>
+      </w:r>
+      <w:r>
+        <w:t xml:space="preserve">tardo </w:t>
+      </w:r>
+      <w:r>
+        <w:t>Medioevo</w:t>
+      </w:r>
+      <w:r>
         <w:t xml:space="preserve">. </w:t>
       </w:r>
       <w:r>
-        <w:rPr>
-          <w:b/>
-          <w:bCs/>
-        </w:rPr>
-        <w:t xml:space="preserve">La sua, infatti, è una poesia dell’introspezione che ruota intorno ad alcuni miti. </w:t>
+        <w:t xml:space="preserve">La </w:t>
+      </w:r>
+      <w:r>
+        <w:rPr>
+          <w:i/>
+          <w:iCs/>
+        </w:rPr>
+        <w:t>tensione religiosa</w:t>
+      </w:r>
+      <w:r>
+        <w:t xml:space="preserve">, pur contrastata dall’attrazione per quelli che ritiene falsi beni terreni, </w:t>
+      </w:r>
+      <w:r>
+        <w:rPr>
+          <w:i/>
+          <w:iCs/>
+        </w:rPr>
+        <w:t>in lui</w:t>
+      </w:r>
+      <w:r>
+        <w:t xml:space="preserve"> </w:t>
+      </w:r>
+      <w:r>
+        <w:rPr>
+          <w:i/>
+          <w:iCs/>
+        </w:rPr>
+        <w:t>è ancora molto viva.</w:t>
+      </w:r>
+      <w:r>
+        <w:t xml:space="preserve"> A livello </w:t>
+      </w:r>
+      <w:r>
+        <w:t>artistico</w:t>
+      </w:r>
+      <w:r>
+        <w:t xml:space="preserve">, invece, </w:t>
+      </w:r>
+      <w:r>
+        <w:t xml:space="preserve">il poeta avignonese </w:t>
+      </w:r>
+      <w:r>
+        <w:t>rinnova profondamente la nostra lirica, introducendo il motivo della SOGGETTIVIZZAZIONE DEL PAESAGGIO.</w:t>
+      </w:r>
+      <w:r>
+        <w:t xml:space="preserve"> </w:t>
       </w:r>
     </w:p>
     <w:p>
       <w:pPr>
         <w:pStyle w:val="Paragrafoelenco"/>
         <w:jc w:val="both"/>
-        <w:rPr>
-          <w:b/>
-          <w:bCs/>
-        </w:rPr>
-      </w:pPr>
-      <w:r>
-        <w:rPr>
-          <w:b/>
-          <w:bCs/>
-        </w:rPr>
-        <w:t xml:space="preserve">Cosa rappresenta per lui </w:t>
-      </w:r>
-      <w:r>
-        <w:rPr>
-          <w:b/>
-          <w:bCs/>
+      </w:pPr>
+      <w:r>
+        <w:t>Nel mondo antico</w:t>
+      </w:r>
+      <w:r>
+        <w:t>,</w:t>
+      </w:r>
+      <w:r>
+        <w:t xml:space="preserve"> i luoghi erano cantati per la loro bellezza oggettiva, magari perché lì avevano soggiornato gli dei. Nella sensibilità moderna, </w:t>
+      </w:r>
+      <w:r>
+        <w:t xml:space="preserve">che Petrarca </w:t>
+      </w:r>
+      <w:r>
+        <w:t xml:space="preserve">in parte </w:t>
+      </w:r>
+      <w:r>
+        <w:t>anticipa</w:t>
+      </w:r>
+      <w:r>
+        <w:t>, i luoghi sono esaltati in relazione a eventi personali</w:t>
+      </w:r>
+      <w:r>
+        <w:t xml:space="preserve"> e</w:t>
+      </w:r>
+      <w:r>
+        <w:t xml:space="preserve"> sono lo specchio di sentimenti</w:t>
+      </w:r>
+      <w:r>
+        <w:t xml:space="preserve"> </w:t>
+      </w:r>
+      <w:r>
+        <w:t>soggettivi</w:t>
+      </w:r>
+      <w:r>
+        <w:t>.</w:t>
+      </w:r>
+      <w:r>
+        <w:t xml:space="preserve"> </w:t>
+      </w:r>
+    </w:p>
+    <w:p>
+      <w:pPr>
+        <w:pStyle w:val="Paragrafoelenco"/>
+        <w:jc w:val="both"/>
+      </w:pPr>
+      <w:r>
+        <w:rPr>
           <w:i/>
           <w:iCs/>
         </w:rPr>
         <w:t>Valchiusa</w:t>
       </w:r>
       <w:r>
-        <w:rPr>
-          <w:b/>
-          <w:bCs/>
+        <w:t xml:space="preserve">, infatti, </w:t>
+      </w:r>
+      <w:r>
+        <w:rPr>
+          <w:i/>
+          <w:iCs/>
+        </w:rPr>
+        <w:t>è un luogo dell’anima</w:t>
+      </w:r>
+      <w:r>
+        <w:t xml:space="preserve">, sacralizzato dalla presenza di </w:t>
+      </w:r>
+      <w:r>
+        <w:rPr>
+          <w:i/>
+          <w:iCs/>
+        </w:rPr>
+        <w:t>Laura</w:t>
+      </w:r>
+      <w:r>
+        <w:t xml:space="preserve"> che vi ha impresso ricordi indelebili, ed </w:t>
+      </w:r>
+      <w:r>
+        <w:t xml:space="preserve">è </w:t>
+      </w:r>
+      <w:r>
+        <w:t xml:space="preserve">anche il posto dove </w:t>
+      </w:r>
+      <w:r>
+        <w:t>P</w:t>
+      </w:r>
+      <w:r>
+        <w:t xml:space="preserve">etrarca </w:t>
+      </w:r>
+      <w:r>
+        <w:rPr>
+          <w:i/>
+          <w:iCs/>
+        </w:rPr>
+        <w:t>dialo</w:t>
+      </w:r>
+      <w:r>
+        <w:rPr>
+          <w:i/>
+          <w:iCs/>
+        </w:rPr>
+        <w:t>ga con i classici</w:t>
+      </w:r>
+      <w:r>
+        <w:t>.</w:t>
+      </w:r>
+    </w:p>
+    <w:p>
+      <w:pPr>
+        <w:pStyle w:val="Paragrafoelenco"/>
+        <w:jc w:val="both"/>
+      </w:pPr>
+      <w:r>
+        <w:t xml:space="preserve">O, per meglio dire, </w:t>
+      </w:r>
+      <w:r>
+        <w:rPr>
+          <w:i/>
+          <w:iCs/>
+        </w:rPr>
+        <w:t>l’anima è una valle chiusa</w:t>
+      </w:r>
+      <w:r>
+        <w:t xml:space="preserve">: in origine selvaggia e deserta (vi sono solo </w:t>
+      </w:r>
+      <w:r>
+        <w:rPr>
+          <w:i/>
+          <w:iCs/>
+        </w:rPr>
+        <w:t>querce</w:t>
+      </w:r>
+      <w:r>
+        <w:t>); poi, ingentilita dall’amore e resa diligente dallo studio, è fiorita alla poesia e all’</w:t>
+      </w:r>
+      <w:r>
+        <w:rPr>
+          <w:i/>
+          <w:iCs/>
+        </w:rPr>
+        <w:t>alloro</w:t>
+      </w:r>
+      <w:r>
+        <w:t xml:space="preserve">. La passione per Laura, dunque, </w:t>
+      </w:r>
+      <w:r>
+        <w:t xml:space="preserve">è </w:t>
+      </w:r>
+      <w:r>
+        <w:t xml:space="preserve">una </w:t>
+      </w:r>
+      <w:proofErr w:type="spellStart"/>
+      <w:r>
+        <w:rPr>
+          <w:i/>
+          <w:iCs/>
+        </w:rPr>
+        <w:t>felix</w:t>
+      </w:r>
+      <w:proofErr w:type="spellEnd"/>
+      <w:r>
+        <w:rPr>
+          <w:i/>
+          <w:iCs/>
+        </w:rPr>
+        <w:t xml:space="preserve"> culpa</w:t>
+      </w:r>
+      <w:r>
+        <w:rPr>
+          <w:i/>
+          <w:iCs/>
+        </w:rPr>
+        <w:t xml:space="preserve">, </w:t>
+      </w:r>
+      <w:r>
+        <w:t xml:space="preserve">senza la quale non avremmo il </w:t>
+      </w:r>
+      <w:r>
+        <w:rPr>
+          <w:i/>
+          <w:iCs/>
+        </w:rPr>
+        <w:t>Canzoniere</w:t>
+      </w:r>
+      <w:r>
+        <w:t>.</w:t>
+      </w:r>
+    </w:p>
+    <w:p>
+      <w:pPr>
+        <w:pStyle w:val="Paragrafoelenco"/>
+        <w:jc w:val="both"/>
+      </w:pPr>
+      <w:r>
+        <w:t>Ma Francesco non la pensa così. Alla fine dell’opera, con una ritrattazione, chiede alla Vergine Maria (che qui assume il ruolo che nel mito di Perseo fu di Atena) di liberarlo dal fantasma di Laura-Medusa</w:t>
+      </w:r>
+      <w:r>
+        <w:rPr>
           <w:vertAlign w:val="superscript"/>
         </w:rPr>
         <w:t>4</w:t>
       </w:r>
       <w:r>
-        <w:rPr>
-          <w:b/>
-          <w:bCs/>
-        </w:rPr>
-        <w:t>?</w:t>
+        <w:t>.</w:t>
+      </w:r>
+      <w:r>
+        <w:rPr>
+          <w:b/>
+          <w:bCs/>
+        </w:rPr>
+        <w:t xml:space="preserve"> </w:t>
+      </w:r>
+      <w:r>
+        <w:rPr>
+          <w:b/>
+          <w:bCs/>
+        </w:rPr>
+        <w:t xml:space="preserve">                                                                                              </w:t>
+      </w:r>
+      <w:r>
+        <w:rPr>
+          <w:b/>
+          <w:bCs/>
+        </w:rPr>
+        <w:t>p. 3</w:t>
+      </w:r>
+    </w:p>
+    <w:p>
+      <w:pPr>
+        <w:jc w:val="both"/>
+        <w:rPr>
+          <w:b/>
+          <w:bCs/>
+        </w:rPr>
+      </w:pPr>
+      <w:r>
+        <w:t xml:space="preserve">                                                                                                                                                        </w:t>
+      </w:r>
+      <w:r>
+        <w:t xml:space="preserve"> </w:t>
+      </w:r>
+    </w:p>
+    <w:p>
+      <w:pPr>
+        <w:jc w:val="both"/>
+        <w:rPr>
+          <w:sz w:val="20"/>
+          <w:szCs w:val="20"/>
+        </w:rPr>
+      </w:pPr>
+      <w:r>
+        <w:rPr>
+          <w:sz w:val="20"/>
+          <w:szCs w:val="20"/>
+        </w:rPr>
+        <w:t xml:space="preserve">              </w:t>
+      </w:r>
+      <w:r>
+        <w:rPr>
+          <w:sz w:val="20"/>
+          <w:szCs w:val="20"/>
+        </w:rPr>
+        <w:t>NOTE</w:t>
       </w:r>
     </w:p>
     <w:p>
@@ -2154,677 +2730,406 @@
         <w:pStyle w:val="Paragrafoelenco"/>
         <w:jc w:val="both"/>
         <w:rPr>
-          <w:b/>
-          <w:bCs/>
-        </w:rPr>
-      </w:pPr>
+          <w:sz w:val="20"/>
+          <w:szCs w:val="20"/>
+        </w:rPr>
+      </w:pPr>
+      <w:r>
+        <w:rPr>
+          <w:sz w:val="20"/>
+          <w:szCs w:val="20"/>
+          <w:vertAlign w:val="superscript"/>
+        </w:rPr>
+        <w:t>1</w:t>
+      </w:r>
+      <w:r>
+        <w:rPr>
+          <w:sz w:val="20"/>
+          <w:szCs w:val="20"/>
+        </w:rPr>
+        <w:t>L’</w:t>
+      </w:r>
+      <w:r>
+        <w:rPr>
+          <w:i/>
+          <w:iCs/>
+          <w:sz w:val="20"/>
+          <w:szCs w:val="20"/>
+        </w:rPr>
+        <w:t>amore</w:t>
+      </w:r>
+      <w:r>
+        <w:rPr>
+          <w:sz w:val="20"/>
+          <w:szCs w:val="20"/>
+        </w:rPr>
+        <w:t xml:space="preserve"> </w:t>
+      </w:r>
+      <w:r>
+        <w:rPr>
+          <w:i/>
+          <w:iCs/>
+          <w:sz w:val="20"/>
+          <w:szCs w:val="20"/>
+        </w:rPr>
+        <w:t>petrarchesco</w:t>
+      </w:r>
+      <w:r>
+        <w:rPr>
+          <w:sz w:val="20"/>
+          <w:szCs w:val="20"/>
+        </w:rPr>
+        <w:t xml:space="preserve"> è platonico e ambivalente</w:t>
+      </w:r>
+      <w:r>
+        <w:rPr>
+          <w:sz w:val="20"/>
+          <w:szCs w:val="20"/>
+        </w:rPr>
+        <w:t>. Francesco</w:t>
+      </w:r>
+      <w:r>
+        <w:rPr>
+          <w:sz w:val="20"/>
+          <w:szCs w:val="20"/>
+        </w:rPr>
+        <w:t xml:space="preserve"> </w:t>
+      </w:r>
+      <w:r>
+        <w:rPr>
+          <w:sz w:val="20"/>
+          <w:szCs w:val="20"/>
+        </w:rPr>
+        <w:t xml:space="preserve">chiama Laura </w:t>
+      </w:r>
+      <w:r>
+        <w:rPr>
+          <w:sz w:val="20"/>
+          <w:szCs w:val="20"/>
+        </w:rPr>
+        <w:t>“</w:t>
+      </w:r>
+      <w:r>
+        <w:rPr>
+          <w:sz w:val="20"/>
+          <w:szCs w:val="20"/>
+        </w:rPr>
+        <w:t>dolce nemica</w:t>
+      </w:r>
+      <w:r>
+        <w:rPr>
+          <w:sz w:val="20"/>
+          <w:szCs w:val="20"/>
+        </w:rPr>
+        <w:t>”</w:t>
+      </w:r>
+      <w:r>
+        <w:rPr>
+          <w:sz w:val="20"/>
+          <w:szCs w:val="20"/>
+        </w:rPr>
+        <w:t xml:space="preserve">, perché lo attrae e insieme lo fa soffrire con la sua insensibilità. </w:t>
+      </w:r>
+      <w:r>
+        <w:rPr>
+          <w:sz w:val="20"/>
+          <w:szCs w:val="20"/>
+        </w:rPr>
+        <w:t>D</w:t>
+      </w:r>
+      <w:r>
+        <w:rPr>
+          <w:sz w:val="20"/>
+          <w:szCs w:val="20"/>
+        </w:rPr>
+        <w:t>opo la morte, Petrarca reinterpreta il rifiuto di Laura come un invito al di lui ravvedimento spirituale (cosa che gli viene rivelata in un sogno).</w:t>
+      </w:r>
+      <w:r>
+        <w:rPr>
+          <w:sz w:val="20"/>
+          <w:szCs w:val="20"/>
+        </w:rPr>
+        <w:t xml:space="preserve"> Però, si tratta di una sua fantasia.</w:t>
+      </w:r>
     </w:p>
     <w:p>
       <w:pPr>
         <w:pStyle w:val="Paragrafoelenco"/>
         <w:jc w:val="both"/>
-      </w:pPr>
-      <w:r>
-        <w:t>A</w:t>
-      </w:r>
-      <w:r>
-        <w:t xml:space="preserve"> livello ideologico, Petrarca</w:t>
-      </w:r>
-      <w:r>
-        <w:t xml:space="preserve"> resta legato a</w:t>
-      </w:r>
-      <w:r>
-        <w:t>l</w:t>
-      </w:r>
-      <w:r>
+        <w:rPr>
+          <w:sz w:val="20"/>
+          <w:szCs w:val="20"/>
+        </w:rPr>
+      </w:pPr>
+    </w:p>
+    <w:p>
+      <w:pPr>
+        <w:pStyle w:val="Paragrafoelenco"/>
+        <w:jc w:val="both"/>
+        <w:rPr>
+          <w:sz w:val="20"/>
+          <w:szCs w:val="20"/>
+        </w:rPr>
+      </w:pPr>
+      <w:r>
+        <w:rPr>
+          <w:sz w:val="20"/>
+          <w:szCs w:val="20"/>
+          <w:vertAlign w:val="superscript"/>
+        </w:rPr>
+        <w:t>2</w:t>
+      </w:r>
+      <w:r>
+        <w:rPr>
+          <w:sz w:val="20"/>
+          <w:szCs w:val="20"/>
+        </w:rPr>
+        <w:t>Nel 1341</w:t>
+      </w:r>
+      <w:r>
+        <w:rPr>
+          <w:sz w:val="20"/>
+          <w:szCs w:val="20"/>
+        </w:rPr>
+        <w:t xml:space="preserve">, Petrarca riceve a Roma, in Campidoglio, la </w:t>
+      </w:r>
+      <w:r>
+        <w:rPr>
+          <w:i/>
+          <w:iCs/>
+          <w:sz w:val="20"/>
+          <w:szCs w:val="20"/>
+        </w:rPr>
+        <w:t>corona poetica</w:t>
+      </w:r>
+      <w:r>
+        <w:rPr>
+          <w:sz w:val="20"/>
+          <w:szCs w:val="20"/>
+        </w:rPr>
+        <w:t xml:space="preserve"> per il poema latino </w:t>
+      </w:r>
+      <w:r>
+        <w:rPr>
+          <w:i/>
+          <w:iCs/>
+          <w:sz w:val="20"/>
+          <w:szCs w:val="20"/>
+        </w:rPr>
+        <w:t>Africa</w:t>
+      </w:r>
+      <w:r>
+        <w:rPr>
+          <w:i/>
+          <w:iCs/>
+          <w:sz w:val="20"/>
+          <w:szCs w:val="20"/>
+        </w:rPr>
+        <w:t>.</w:t>
+      </w:r>
+      <w:r>
+        <w:rPr>
+          <w:sz w:val="20"/>
+          <w:szCs w:val="20"/>
+        </w:rPr>
+        <w:t xml:space="preserve"> Le opere in latino, infatti, sono quelle che lui considera a destinazione pubblica. Le opere in volgare, ufficialmente a destinazione privata, circolano </w:t>
+      </w:r>
+      <w:r>
+        <w:rPr>
+          <w:sz w:val="20"/>
+          <w:szCs w:val="20"/>
+        </w:rPr>
+        <w:t xml:space="preserve">però </w:t>
+      </w:r>
+      <w:r>
+        <w:rPr>
+          <w:sz w:val="20"/>
+          <w:szCs w:val="20"/>
+        </w:rPr>
+        <w:t xml:space="preserve">comunque e contribuiscono alla sua fama di poeta. </w:t>
+      </w:r>
+    </w:p>
+    <w:p>
+      <w:pPr>
+        <w:pStyle w:val="Paragrafoelenco"/>
+        <w:jc w:val="both"/>
+        <w:rPr>
+          <w:sz w:val="20"/>
+          <w:szCs w:val="20"/>
+          <w:vertAlign w:val="superscript"/>
+        </w:rPr>
+      </w:pPr>
+    </w:p>
+    <w:p>
+      <w:pPr>
+        <w:pStyle w:val="Paragrafoelenco"/>
+        <w:jc w:val="both"/>
+        <w:rPr>
+          <w:sz w:val="20"/>
+          <w:szCs w:val="20"/>
+        </w:rPr>
+      </w:pPr>
+      <w:r>
+        <w:rPr>
+          <w:sz w:val="20"/>
+          <w:szCs w:val="20"/>
+          <w:vertAlign w:val="superscript"/>
+        </w:rPr>
+        <w:t>3</w:t>
+      </w:r>
+      <w:r>
+        <w:rPr>
+          <w:sz w:val="20"/>
+          <w:szCs w:val="20"/>
+        </w:rPr>
+        <w:t>Vedi la foto di Valchiusa che fa da sfondo all’</w:t>
+      </w:r>
+      <w:r>
+        <w:rPr>
+          <w:i/>
+          <w:iCs/>
+          <w:sz w:val="20"/>
+          <w:szCs w:val="20"/>
+        </w:rPr>
+        <w:t>home page</w:t>
+      </w:r>
+      <w:r>
+        <w:rPr>
+          <w:sz w:val="20"/>
+          <w:szCs w:val="20"/>
+        </w:rPr>
+        <w:t>: un luogo ameno.</w:t>
+      </w:r>
+    </w:p>
+    <w:p>
+      <w:pPr>
+        <w:pStyle w:val="Paragrafoelenco"/>
+        <w:jc w:val="both"/>
+        <w:rPr>
+          <w:sz w:val="20"/>
+          <w:szCs w:val="20"/>
+        </w:rPr>
+      </w:pPr>
+    </w:p>
+    <w:p>
+      <w:pPr>
+        <w:pStyle w:val="Paragrafoelenco"/>
+        <w:jc w:val="both"/>
+        <w:rPr>
+          <w:sz w:val="20"/>
+          <w:szCs w:val="20"/>
+        </w:rPr>
+      </w:pPr>
+      <w:r>
+        <w:rPr>
+          <w:sz w:val="20"/>
+          <w:szCs w:val="20"/>
+          <w:vertAlign w:val="superscript"/>
+        </w:rPr>
+        <w:t>4</w:t>
+      </w:r>
+      <w:r>
+        <w:rPr>
+          <w:sz w:val="20"/>
+          <w:szCs w:val="20"/>
+        </w:rPr>
+        <w:t>Agli inizi dell’Ottocento, una</w:t>
+      </w:r>
+      <w:r>
+        <w:rPr>
+          <w:i/>
+          <w:iCs/>
+          <w:sz w:val="20"/>
+          <w:szCs w:val="20"/>
+        </w:rPr>
         <w:t xml:space="preserve"> </w:t>
       </w:r>
       <w:r>
-        <w:t xml:space="preserve">tardo </w:t>
-      </w:r>
-      <w:r>
-        <w:t>Medioevo</w:t>
-      </w:r>
-      <w:r>
-        <w:t xml:space="preserve">. </w:t>
-      </w:r>
-      <w:r>
-        <w:t xml:space="preserve">La </w:t>
-      </w:r>
-      <w:r>
-        <w:rPr>
-          <w:i/>
-          <w:iCs/>
-        </w:rPr>
-        <w:t>tensione religiosa</w:t>
-      </w:r>
-      <w:r>
-        <w:t xml:space="preserve">, pur contrastata dall’attrazione per quelli che lui ritiene falsi beni terreni, </w:t>
-      </w:r>
-      <w:r>
-        <w:rPr>
-          <w:i/>
-          <w:iCs/>
-        </w:rPr>
-        <w:t>in lui</w:t>
-      </w:r>
-      <w:r>
+        <w:rPr>
+          <w:i/>
+          <w:iCs/>
+          <w:sz w:val="20"/>
+          <w:szCs w:val="20"/>
+        </w:rPr>
+        <w:t>Laura imborghesita</w:t>
+      </w:r>
+      <w:r>
+        <w:rPr>
+          <w:sz w:val="20"/>
+          <w:szCs w:val="20"/>
+        </w:rPr>
         <w:t xml:space="preserve"> </w:t>
       </w:r>
       <w:r>
         <w:rPr>
           <w:i/>
           <w:iCs/>
-        </w:rPr>
-        <w:t>è ancora molto viva.</w:t>
-      </w:r>
-      <w:r>
-        <w:t xml:space="preserve"> A livello </w:t>
-      </w:r>
-      <w:r>
-        <w:t>artistico</w:t>
-      </w:r>
-      <w:r>
-        <w:t xml:space="preserve">, invece, </w:t>
-      </w:r>
-      <w:r>
-        <w:t xml:space="preserve">il poeta avignonese </w:t>
-      </w:r>
-      <w:r>
-        <w:t>rinnova profondamente la nostra lirica, introducendo il motivo della SOGGETTIVIZZAZIONE DEL PAESAGGIO.</w:t>
-      </w:r>
-      <w:r>
+          <w:sz w:val="20"/>
+          <w:szCs w:val="20"/>
+        </w:rPr>
+        <w:t>è</w:t>
+      </w:r>
+      <w:r>
+        <w:rPr>
+          <w:sz w:val="20"/>
+          <w:szCs w:val="20"/>
+        </w:rPr>
         <w:t xml:space="preserve"> </w:t>
       </w:r>
-    </w:p>
-    <w:p>
-      <w:pPr>
-        <w:pStyle w:val="Paragrafoelenco"/>
-        <w:jc w:val="both"/>
-      </w:pPr>
-      <w:r>
-        <w:t xml:space="preserve">Nel mondo antico i luoghi erano cantati per la loro bellezza oggettiva, magari perché lì avevano soggiornato gli dei. Nella sensibilità moderna, </w:t>
-      </w:r>
-      <w:r>
-        <w:t xml:space="preserve">che Petrarca </w:t>
-      </w:r>
-      <w:r>
-        <w:t xml:space="preserve">in parte </w:t>
-      </w:r>
-      <w:r>
-        <w:t>anticipa</w:t>
-      </w:r>
-      <w:r>
-        <w:t>, i luoghi sono esaltati in relazione a eventi personali, sono lo specchio di sentimenti</w:t>
-      </w:r>
-      <w:r>
+      <w:r>
+        <w:rPr>
+          <w:i/>
+          <w:iCs/>
+          <w:sz w:val="20"/>
+          <w:szCs w:val="20"/>
+        </w:rPr>
+        <w:t>Teresa</w:t>
+      </w:r>
+      <w:r>
+        <w:rPr>
+          <w:sz w:val="20"/>
+          <w:szCs w:val="20"/>
+        </w:rPr>
+        <w:t xml:space="preserve">, la protagonista </w:t>
+      </w:r>
+      <w:r>
+        <w:rPr>
+          <w:sz w:val="20"/>
+          <w:szCs w:val="20"/>
+        </w:rPr>
+        <w:t xml:space="preserve">femminile </w:t>
+      </w:r>
+      <w:r>
+        <w:rPr>
+          <w:sz w:val="20"/>
+          <w:szCs w:val="20"/>
+        </w:rPr>
+        <w:t xml:space="preserve">delle </w:t>
+      </w:r>
+      <w:r>
+        <w:rPr>
+          <w:i/>
+          <w:iCs/>
+          <w:sz w:val="20"/>
+          <w:szCs w:val="20"/>
+        </w:rPr>
+        <w:t>Ultime lettere di Jacopo Ortis</w:t>
+      </w:r>
+      <w:r>
+        <w:rPr>
+          <w:sz w:val="20"/>
+          <w:szCs w:val="20"/>
+        </w:rPr>
+        <w:t xml:space="preserve"> di Foscolo, per amore della quale Jacopo si suicida. Non a caso, il loro unico bacio avviene durante un pellegrinaggio ad Arquà, l’ultima dimora di Petrarca</w:t>
+      </w:r>
+      <w:r>
+        <w:rPr>
+          <w:sz w:val="20"/>
+          <w:szCs w:val="20"/>
+        </w:rPr>
         <w:t xml:space="preserve"> </w:t>
       </w:r>
       <w:r>
-        <w:t>soggettivi</w:t>
-      </w:r>
-      <w:r>
-        <w:t>.</w:t>
-      </w:r>
-      <w:r>
-        <w:t xml:space="preserve"> </w:t>
-      </w:r>
-    </w:p>
-    <w:p>
-      <w:pPr>
-        <w:pStyle w:val="Paragrafoelenco"/>
-        <w:jc w:val="both"/>
-      </w:pPr>
-      <w:r>
-        <w:rPr>
-          <w:i/>
-          <w:iCs/>
-        </w:rPr>
-        <w:t>Valchiusa</w:t>
-      </w:r>
-      <w:r>
-        <w:t xml:space="preserve">, infatti, </w:t>
-      </w:r>
-      <w:r>
-        <w:rPr>
-          <w:i/>
-          <w:iCs/>
-        </w:rPr>
-        <w:t>è un luogo dell’anima</w:t>
-      </w:r>
-      <w:r>
-        <w:t xml:space="preserve">, sacralizzato dalla presenza di </w:t>
-      </w:r>
-      <w:r>
-        <w:rPr>
-          <w:i/>
-          <w:iCs/>
-        </w:rPr>
-        <w:t>Laura</w:t>
-      </w:r>
-      <w:r>
-        <w:t xml:space="preserve"> che vi ha impresso ricordi indelebili, ed </w:t>
-      </w:r>
-      <w:r>
-        <w:t xml:space="preserve">è </w:t>
-      </w:r>
-      <w:r>
-        <w:t xml:space="preserve">anche il posto dove </w:t>
-      </w:r>
-      <w:r>
-        <w:t>P</w:t>
-      </w:r>
-      <w:r>
-        <w:t xml:space="preserve">etrarca </w:t>
-      </w:r>
-      <w:r>
-        <w:rPr>
-          <w:i/>
-          <w:iCs/>
-        </w:rPr>
-        <w:t>dialo</w:t>
-      </w:r>
-      <w:r>
-        <w:rPr>
-          <w:i/>
-          <w:iCs/>
-        </w:rPr>
-        <w:t>ga con i classici</w:t>
-      </w:r>
-      <w:r>
-        <w:t>.</w:t>
-      </w:r>
-    </w:p>
-    <w:p>
-      <w:pPr>
-        <w:pStyle w:val="Paragrafoelenco"/>
-        <w:jc w:val="both"/>
-      </w:pPr>
-      <w:r>
-        <w:t xml:space="preserve">O, per meglio dire, </w:t>
-      </w:r>
-      <w:r>
-        <w:rPr>
-          <w:i/>
-          <w:iCs/>
-        </w:rPr>
-        <w:t>l’anima è una valle chiusa</w:t>
-      </w:r>
-      <w:r>
-        <w:t xml:space="preserve">: in origine selvaggia e deserta (vi sono solo </w:t>
-      </w:r>
-      <w:r>
-        <w:rPr>
-          <w:i/>
-          <w:iCs/>
-        </w:rPr>
-        <w:t>querce</w:t>
-      </w:r>
-      <w:r>
-        <w:t>); poi, ingentilita dall’amore e resa diligente dallo studio, è fiorita alla poesia e all’</w:t>
-      </w:r>
-      <w:r>
-        <w:rPr>
-          <w:i/>
-          <w:iCs/>
-        </w:rPr>
-        <w:t>alloro</w:t>
-      </w:r>
-      <w:r>
-        <w:t xml:space="preserve">. La passione per Laura, dunque, </w:t>
-      </w:r>
-      <w:r>
-        <w:t xml:space="preserve">è </w:t>
-      </w:r>
-      <w:r>
-        <w:t xml:space="preserve">una </w:t>
-      </w:r>
-      <w:r>
-        <w:rPr>
-          <w:i/>
-          <w:iCs/>
-        </w:rPr>
-        <w:t>felix culpa</w:t>
-      </w:r>
-      <w:r>
-        <w:rPr>
-          <w:i/>
-          <w:iCs/>
-        </w:rPr>
-        <w:t xml:space="preserve">, </w:t>
-      </w:r>
-      <w:r>
-        <w:t xml:space="preserve">senza la quale non avremmo il </w:t>
-      </w:r>
-      <w:r>
-        <w:rPr>
-          <w:i/>
-          <w:iCs/>
-        </w:rPr>
-        <w:t>Canzoniere</w:t>
-      </w:r>
-      <w:r>
-        <w:t>.</w:t>
-      </w:r>
-    </w:p>
-    <w:p>
-      <w:pPr>
-        <w:pStyle w:val="Paragrafoelenco"/>
-        <w:jc w:val="both"/>
-      </w:pPr>
-      <w:r>
-        <w:t>Ma Francesco non la pensa così. Alla fine dell’opera, con una ritrattazione, chiede alla Vergine Maria (che qui assume il ruolo che nel mito di Perseo fu di Atena) di liberarlo dal fantasma di Laura-Medusa.</w:t>
-      </w:r>
-    </w:p>
-    <w:p>
-      <w:pPr>
-        <w:jc w:val="both"/>
-        <w:rPr>
-          <w:b/>
-          <w:bCs/>
-        </w:rPr>
-      </w:pPr>
-      <w:r>
-        <w:t xml:space="preserve">                                                                                                                                                        </w:t>
-      </w:r>
-      <w:r>
-        <w:t xml:space="preserve"> </w:t>
-      </w:r>
-      <w:r>
-        <w:rPr>
-          <w:b/>
-          <w:bCs/>
-        </w:rPr>
-        <w:t>p. 3</w:t>
-      </w:r>
-    </w:p>
-    <w:p>
-      <w:pPr>
-        <w:jc w:val="both"/>
-        <w:rPr>
-          <w:sz w:val="20"/>
-          <w:szCs w:val="20"/>
-        </w:rPr>
-      </w:pPr>
-      <w:r>
-        <w:rPr>
-          <w:sz w:val="20"/>
-          <w:szCs w:val="20"/>
-        </w:rPr>
-        <w:t xml:space="preserve">              </w:t>
-      </w:r>
-    </w:p>
-    <w:p>
-      <w:pPr>
-        <w:ind w:firstLine="708"/>
-        <w:jc w:val="both"/>
-        <w:rPr>
-          <w:sz w:val="20"/>
-          <w:szCs w:val="20"/>
-        </w:rPr>
-      </w:pPr>
-      <w:r>
-        <w:rPr>
-          <w:sz w:val="20"/>
-          <w:szCs w:val="20"/>
-        </w:rPr>
-        <w:t>NOTE</w:t>
-      </w:r>
-    </w:p>
-    <w:p>
-      <w:pPr>
-        <w:pStyle w:val="Paragrafoelenco"/>
-        <w:jc w:val="both"/>
-        <w:rPr>
-          <w:sz w:val="20"/>
-          <w:szCs w:val="20"/>
-        </w:rPr>
-      </w:pPr>
-      <w:r>
-        <w:rPr>
-          <w:sz w:val="20"/>
-          <w:szCs w:val="20"/>
-          <w:vertAlign w:val="superscript"/>
-        </w:rPr>
-        <w:t>1</w:t>
-      </w:r>
-      <w:r>
-        <w:rPr>
-          <w:sz w:val="20"/>
-          <w:szCs w:val="20"/>
-        </w:rPr>
-        <w:t>L’</w:t>
-      </w:r>
-      <w:r>
-        <w:rPr>
-          <w:i/>
-          <w:iCs/>
-          <w:sz w:val="20"/>
-          <w:szCs w:val="20"/>
-        </w:rPr>
-        <w:t>amore</w:t>
-      </w:r>
-      <w:r>
-        <w:rPr>
-          <w:sz w:val="20"/>
-          <w:szCs w:val="20"/>
-        </w:rPr>
-        <w:t xml:space="preserve"> </w:t>
-      </w:r>
-      <w:r>
-        <w:rPr>
-          <w:i/>
-          <w:iCs/>
-          <w:sz w:val="20"/>
-          <w:szCs w:val="20"/>
-        </w:rPr>
-        <w:t>petrarchesco</w:t>
-      </w:r>
-      <w:r>
-        <w:rPr>
-          <w:sz w:val="20"/>
-          <w:szCs w:val="20"/>
-        </w:rPr>
-        <w:t xml:space="preserve"> è platonico e ambivalente</w:t>
-      </w:r>
-      <w:r>
-        <w:rPr>
-          <w:sz w:val="20"/>
-          <w:szCs w:val="20"/>
-        </w:rPr>
-        <w:t>. Francesco</w:t>
-      </w:r>
-      <w:r>
-        <w:rPr>
-          <w:sz w:val="20"/>
-          <w:szCs w:val="20"/>
-        </w:rPr>
-        <w:t xml:space="preserve"> </w:t>
-      </w:r>
-      <w:r>
-        <w:rPr>
-          <w:sz w:val="20"/>
-          <w:szCs w:val="20"/>
-        </w:rPr>
-        <w:t xml:space="preserve">chiama Laura </w:t>
-      </w:r>
-      <w:r>
-        <w:rPr>
-          <w:sz w:val="20"/>
-          <w:szCs w:val="20"/>
-        </w:rPr>
-        <w:t>“</w:t>
-      </w:r>
-      <w:r>
-        <w:rPr>
-          <w:sz w:val="20"/>
-          <w:szCs w:val="20"/>
-        </w:rPr>
-        <w:t>dolce nemica</w:t>
-      </w:r>
-      <w:r>
-        <w:rPr>
-          <w:sz w:val="20"/>
-          <w:szCs w:val="20"/>
-        </w:rPr>
-        <w:t>”</w:t>
-      </w:r>
-      <w:r>
-        <w:rPr>
-          <w:sz w:val="20"/>
-          <w:szCs w:val="20"/>
-        </w:rPr>
-        <w:t xml:space="preserve">, perché lo attrae e insieme lo fa soffrire con la sua insensibilità. </w:t>
-      </w:r>
-      <w:r>
-        <w:rPr>
-          <w:sz w:val="20"/>
-          <w:szCs w:val="20"/>
-        </w:rPr>
-        <w:t>D</w:t>
-      </w:r>
-      <w:r>
-        <w:rPr>
-          <w:sz w:val="20"/>
-          <w:szCs w:val="20"/>
-        </w:rPr>
-        <w:t>opo la sua morte, Petrarca reinterpreta il rifiuto di Laura come un invito al di lui ravvedimento spirituale (cosa che gli viene rivelata in un sogno).</w:t>
-      </w:r>
-      <w:r>
-        <w:rPr>
-          <w:sz w:val="20"/>
-          <w:szCs w:val="20"/>
-        </w:rPr>
-        <w:t xml:space="preserve"> Però, si tratta di una sua fantasia.</w:t>
-      </w:r>
-    </w:p>
-    <w:p>
-      <w:pPr>
-        <w:pStyle w:val="Paragrafoelenco"/>
-        <w:jc w:val="both"/>
-        <w:rPr>
-          <w:sz w:val="20"/>
-          <w:szCs w:val="20"/>
-        </w:rPr>
-      </w:pPr>
-    </w:p>
-    <w:p>
-      <w:pPr>
-        <w:pStyle w:val="Paragrafoelenco"/>
-        <w:jc w:val="both"/>
-        <w:rPr>
-          <w:sz w:val="20"/>
-          <w:szCs w:val="20"/>
-        </w:rPr>
-      </w:pPr>
-      <w:r>
-        <w:rPr>
-          <w:sz w:val="20"/>
-          <w:szCs w:val="20"/>
-          <w:vertAlign w:val="superscript"/>
-        </w:rPr>
-        <w:t>2</w:t>
-      </w:r>
-      <w:r>
-        <w:rPr>
-          <w:sz w:val="20"/>
-          <w:szCs w:val="20"/>
-        </w:rPr>
-        <w:t>Nel 1341</w:t>
-      </w:r>
-      <w:r>
-        <w:rPr>
-          <w:sz w:val="20"/>
-          <w:szCs w:val="20"/>
-        </w:rPr>
-        <w:t xml:space="preserve">, Petrarca riceve a Roma, in Campidoglio, la </w:t>
-      </w:r>
-      <w:r>
-        <w:rPr>
-          <w:i/>
-          <w:iCs/>
-          <w:sz w:val="20"/>
-          <w:szCs w:val="20"/>
-        </w:rPr>
-        <w:t>corona poetica</w:t>
-      </w:r>
-      <w:r>
-        <w:rPr>
-          <w:sz w:val="20"/>
-          <w:szCs w:val="20"/>
-        </w:rPr>
-        <w:t xml:space="preserve"> per il poema latino </w:t>
-      </w:r>
-      <w:r>
-        <w:rPr>
-          <w:i/>
-          <w:iCs/>
-          <w:sz w:val="20"/>
-          <w:szCs w:val="20"/>
-        </w:rPr>
-        <w:t>Africa</w:t>
-      </w:r>
-      <w:r>
-        <w:rPr>
-          <w:i/>
-          <w:iCs/>
-          <w:sz w:val="20"/>
-          <w:szCs w:val="20"/>
-        </w:rPr>
-        <w:t>.</w:t>
-      </w:r>
-      <w:r>
-        <w:rPr>
-          <w:sz w:val="20"/>
-          <w:szCs w:val="20"/>
-        </w:rPr>
-        <w:t xml:space="preserve"> Le opere in latino, infatti, sono quelle che lui considera a destinazione pubblica. Le opere in volgare, ufficialmente a destinazione privata, circolano </w:t>
-      </w:r>
-      <w:r>
-        <w:rPr>
-          <w:sz w:val="20"/>
-          <w:szCs w:val="20"/>
-        </w:rPr>
-        <w:t xml:space="preserve">però </w:t>
-      </w:r>
-      <w:r>
-        <w:rPr>
-          <w:sz w:val="20"/>
-          <w:szCs w:val="20"/>
-        </w:rPr>
-        <w:t xml:space="preserve">comunque e contribuiscono alla sua fama di poeta. </w:t>
-      </w:r>
-    </w:p>
-    <w:p>
-      <w:pPr>
-        <w:pStyle w:val="Paragrafoelenco"/>
-        <w:jc w:val="both"/>
-        <w:rPr>
-          <w:sz w:val="20"/>
-          <w:szCs w:val="20"/>
-          <w:vertAlign w:val="superscript"/>
-        </w:rPr>
-      </w:pPr>
-    </w:p>
-    <w:p>
-      <w:pPr>
-        <w:pStyle w:val="Paragrafoelenco"/>
-        <w:jc w:val="both"/>
-        <w:rPr>
-          <w:sz w:val="20"/>
-          <w:szCs w:val="20"/>
-        </w:rPr>
-      </w:pPr>
-      <w:r>
-        <w:rPr>
-          <w:sz w:val="20"/>
-          <w:szCs w:val="20"/>
-          <w:vertAlign w:val="superscript"/>
-        </w:rPr>
-        <w:t>3</w:t>
-      </w:r>
-      <w:r>
-        <w:rPr>
-          <w:sz w:val="20"/>
-          <w:szCs w:val="20"/>
-        </w:rPr>
-        <w:t>Agli inizi dell’Ottocento, una</w:t>
-      </w:r>
-      <w:r>
-        <w:rPr>
-          <w:i/>
-          <w:iCs/>
-          <w:sz w:val="20"/>
-          <w:szCs w:val="20"/>
-        </w:rPr>
-        <w:t xml:space="preserve"> </w:t>
-      </w:r>
-      <w:r>
-        <w:rPr>
-          <w:i/>
-          <w:iCs/>
-          <w:sz w:val="20"/>
-          <w:szCs w:val="20"/>
-        </w:rPr>
-        <w:t>Laura imborghesita</w:t>
-      </w:r>
-      <w:r>
-        <w:rPr>
-          <w:sz w:val="20"/>
-          <w:szCs w:val="20"/>
-        </w:rPr>
-        <w:t xml:space="preserve"> </w:t>
-      </w:r>
-      <w:r>
-        <w:rPr>
-          <w:i/>
-          <w:iCs/>
-          <w:sz w:val="20"/>
-          <w:szCs w:val="20"/>
-        </w:rPr>
-        <w:t>è</w:t>
-      </w:r>
-      <w:r>
-        <w:rPr>
-          <w:sz w:val="20"/>
-          <w:szCs w:val="20"/>
-        </w:rPr>
-        <w:t xml:space="preserve"> </w:t>
-      </w:r>
-      <w:r>
-        <w:rPr>
-          <w:i/>
-          <w:iCs/>
-          <w:sz w:val="20"/>
-          <w:szCs w:val="20"/>
-        </w:rPr>
-        <w:t>Teresa</w:t>
-      </w:r>
-      <w:r>
-        <w:rPr>
-          <w:sz w:val="20"/>
-          <w:szCs w:val="20"/>
-        </w:rPr>
-        <w:t xml:space="preserve">, la protagonista </w:t>
-      </w:r>
-      <w:r>
-        <w:rPr>
-          <w:sz w:val="20"/>
-          <w:szCs w:val="20"/>
-        </w:rPr>
-        <w:t xml:space="preserve">femminile </w:t>
-      </w:r>
-      <w:r>
-        <w:rPr>
-          <w:sz w:val="20"/>
-          <w:szCs w:val="20"/>
-        </w:rPr>
-        <w:t xml:space="preserve">delle </w:t>
-      </w:r>
-      <w:r>
-        <w:rPr>
-          <w:i/>
-          <w:iCs/>
-          <w:sz w:val="20"/>
-          <w:szCs w:val="20"/>
-        </w:rPr>
-        <w:t>Ultime lettere di Jacopo Ortis</w:t>
-      </w:r>
-      <w:r>
-        <w:rPr>
-          <w:sz w:val="20"/>
-          <w:szCs w:val="20"/>
-        </w:rPr>
-        <w:t xml:space="preserve"> di Foscolo, per amore della quale Jacopo si suicida. Non a caso, il loro unico bacio avviene durante un pellegrinaggio ad Arquà, l’ultima dimora di Petrarca</w:t>
-      </w:r>
-      <w:r>
-        <w:rPr>
-          <w:sz w:val="20"/>
-          <w:szCs w:val="20"/>
-        </w:rPr>
-        <w:t xml:space="preserve"> </w:t>
-      </w:r>
-      <w:r>
         <w:rPr>
           <w:sz w:val="20"/>
           <w:szCs w:val="20"/>
@@ -2839,86 +3144,8 @@
         <w:t>(lettera del 14 maggio 1798).</w:t>
       </w:r>
     </w:p>
-    <w:p>
-      <w:pPr>
-        <w:pStyle w:val="Paragrafoelenco"/>
-        <w:jc w:val="both"/>
-        <w:rPr>
-          <w:sz w:val="20"/>
-          <w:szCs w:val="20"/>
-        </w:rPr>
-      </w:pPr>
-    </w:p>
-    <w:p>
-      <w:pPr>
-        <w:pStyle w:val="Paragrafoelenco"/>
-        <w:jc w:val="both"/>
-        <w:rPr>
-          <w:sz w:val="20"/>
-          <w:szCs w:val="20"/>
-        </w:rPr>
-      </w:pPr>
-      <w:r>
-        <w:rPr>
-          <w:sz w:val="20"/>
-          <w:szCs w:val="20"/>
-          <w:vertAlign w:val="superscript"/>
-        </w:rPr>
-        <w:t>4</w:t>
-      </w:r>
-      <w:r>
-        <w:rPr>
-          <w:sz w:val="20"/>
-          <w:szCs w:val="20"/>
-        </w:rPr>
-        <w:t xml:space="preserve">Vedi </w:t>
-      </w:r>
-      <w:r>
-        <w:rPr>
-          <w:sz w:val="20"/>
-          <w:szCs w:val="20"/>
-        </w:rPr>
-        <w:t xml:space="preserve">la </w:t>
-      </w:r>
-      <w:r>
-        <w:rPr>
-          <w:sz w:val="20"/>
-          <w:szCs w:val="20"/>
-        </w:rPr>
-        <w:t xml:space="preserve">foto di Valchiusa </w:t>
-      </w:r>
-      <w:r>
-        <w:rPr>
-          <w:sz w:val="20"/>
-          <w:szCs w:val="20"/>
-        </w:rPr>
-        <w:t>che fa da sfondo a</w:t>
-      </w:r>
-      <w:r>
-        <w:rPr>
-          <w:sz w:val="20"/>
-          <w:szCs w:val="20"/>
-        </w:rPr>
-        <w:t>ll’</w:t>
-      </w:r>
-      <w:r>
-        <w:rPr>
-          <w:i/>
-          <w:iCs/>
-          <w:sz w:val="20"/>
-          <w:szCs w:val="20"/>
-        </w:rPr>
-        <w:t>home page</w:t>
-      </w:r>
-      <w:r>
-        <w:rPr>
-          <w:sz w:val="20"/>
-          <w:szCs w:val="20"/>
-        </w:rPr>
-        <w:t>: un luogo ameno.</w:t>
-      </w:r>
-    </w:p>
     <w:sectPr>
+      <w:headerReference w:type="default" r:id="rId8"/>
       <w:pgSz w:w="11906" w:h="16838"/>
       <w:pgMar w:top="1417" w:right="1134" w:bottom="1134" w:left="1134" w:header="708" w:footer="708" w:gutter="0"/>
       <w:pgBorders w:offsetFrom="page">
@@ -2932,6 +3159,129 @@
     </w:sectPr>
   </w:body>
 </w:document>
+</file>
+
+<file path=word/endnotes.xml><?xml version="1.0" encoding="utf-8"?>
+<w:endnotes xmlns:wpc="http://schemas.microsoft.com/office/word/2010/wordprocessingCanvas" xmlns:cx="http://schemas.microsoft.com/office/drawing/2014/chartex" xmlns:cx1="http://schemas.microsoft.com/office/drawing/2015/9/8/chartex" xmlns:cx2="http://schemas.microsoft.com/office/drawing/2015/10/21/chartex" xmlns:cx3="http://schemas.microsoft.com/office/drawing/2016/5/9/chartex" xmlns:cx4="http://schemas.microsoft.com/office/drawing/2016/5/10/chartex" xmlns:cx5="http://schemas.microsoft.com/office/drawing/2016/5/11/chartex" xmlns:cx6="http://schemas.microsoft.com/office/drawing/2016/5/12/chartex" xmlns:cx7="http://schemas.microsoft.com/office/drawing/2016/5/13/chartex" xmlns:cx8="http://schemas.microsoft.com/office/drawing/2016/5/14/chartex" xmlns:mc="http://schemas.openxmlformats.org/markup-compatibility/2006" xmlns:aink="http://schemas.microsoft.com/office/drawing/2016/ink" xmlns:am3d="http://schemas.microsoft.com/office/drawing/2017/model3d" xmlns:o="urn:schemas-microsoft-com:office:office" xmlns:oel="http://schemas.microsoft.com/office/2019/extlst" xmlns:r="http://schemas.openxmlformats.org/officeDocument/2006/relationships" xmlns:m="http://schemas.openxmlformats.org/officeDocument/2006/math" xmlns:v="urn:schemas-microsoft-com:vml" xmlns:wp14="http://schemas.microsoft.com/office/word/2010/wordprocessingDrawing" xmlns:wp="http://schemas.openxmlformats.org/drawingml/2006/wordprocessingDrawing" xmlns:w10="urn:schemas-microsoft-com:office:word" xmlns:w="http://schemas.openxmlformats.org/wordprocessingml/2006/main" xmlns:w14="http://schemas.microsoft.com/office/word/2010/wordml" xmlns:w15="http://schemas.microsoft.com/office/word/2012/wordml" xmlns:w16cex="http://schemas.microsoft.com/office/word/2018/wordml/cex" xmlns:w16cid="http://schemas.microsoft.com/office/word/2016/wordml/cid" xmlns:w16="http://schemas.microsoft.com/office/word/2018/wordml" xmlns:w16du="http://schemas.microsoft.com/office/word/2023/wordml/word16du" xmlns:w16sdtdh="http://schemas.microsoft.com/office/word/2020/wordml/sdtdatahash" xmlns:w16sdtfl="http://schemas.microsoft.com/office/word/2024/wordml/sdtformatlock" xmlns:w16se="http://schemas.microsoft.com/office/word/2015/wordml/symex" xmlns:wpg="http://schemas.microsoft.com/office/word/2010/wordprocessingGroup" xmlns:wpi="http://schemas.microsoft.com/office/word/2010/wordprocessingInk" xmlns:wne="http://schemas.microsoft.com/office/word/2006/wordml" xmlns:wps="http://schemas.microsoft.com/office/word/2010/wordprocessingShape" mc:Ignorable="w14 w15 w16se w16cid w16 w16cex w16sdtdh w16sdtfl w16du wp14">
+  <w:endnote w:type="separator" w:id="-1">
+    <w:p>
+      <w:r>
+        <w:separator/>
+      </w:r>
+    </w:p>
+  </w:endnote>
+  <w:endnote w:type="continuationSeparator" w:id="0">
+    <w:p>
+      <w:r>
+        <w:continuationSeparator/>
+      </w:r>
+    </w:p>
+  </w:endnote>
+</w:endnotes>
+</file>
+
+<file path=word/footnotes.xml><?xml version="1.0" encoding="utf-8"?>
+<w:footnotes xmlns:wpc="http://schemas.microsoft.com/office/word/2010/wordprocessingCanvas" xmlns:cx="http://schemas.microsoft.com/office/drawing/2014/chartex" xmlns:cx1="http://schemas.microsoft.com/office/drawing/2015/9/8/chartex" xmlns:cx2="http://schemas.microsoft.com/office/drawing/2015/10/21/chartex" xmlns:cx3="http://schemas.microsoft.com/office/drawing/2016/5/9/chartex" xmlns:cx4="http://schemas.microsoft.com/office/drawing/2016/5/10/chartex" xmlns:cx5="http://schemas.microsoft.com/office/drawing/2016/5/11/chartex" xmlns:cx6="http://schemas.microsoft.com/office/drawing/2016/5/12/chartex" xmlns:cx7="http://schemas.microsoft.com/office/drawing/2016/5/13/chartex" xmlns:cx8="http://schemas.microsoft.com/office/drawing/2016/5/14/chartex" xmlns:mc="http://schemas.openxmlformats.org/markup-compatibility/2006" xmlns:aink="http://schemas.microsoft.com/office/drawing/2016/ink" xmlns:am3d="http://schemas.microsoft.com/office/drawing/2017/model3d" xmlns:o="urn:schemas-microsoft-com:office:office" xmlns:oel="http://schemas.microsoft.com/office/2019/extlst" xmlns:r="http://schemas.openxmlformats.org/officeDocument/2006/relationships" xmlns:m="http://schemas.openxmlformats.org/officeDocument/2006/math" xmlns:v="urn:schemas-microsoft-com:vml" xmlns:wp14="http://schemas.microsoft.com/office/word/2010/wordprocessingDrawing" xmlns:wp="http://schemas.openxmlformats.org/drawingml/2006/wordprocessingDrawing" xmlns:w10="urn:schemas-microsoft-com:office:word" xmlns:w="http://schemas.openxmlformats.org/wordprocessingml/2006/main" xmlns:w14="http://schemas.microsoft.com/office/word/2010/wordml" xmlns:w15="http://schemas.microsoft.com/office/word/2012/wordml" xmlns:w16cex="http://schemas.microsoft.com/office/word/2018/wordml/cex" xmlns:w16cid="http://schemas.microsoft.com/office/word/2016/wordml/cid" xmlns:w16="http://schemas.microsoft.com/office/word/2018/wordml" xmlns:w16du="http://schemas.microsoft.com/office/word/2023/wordml/word16du" xmlns:w16sdtdh="http://schemas.microsoft.com/office/word/2020/wordml/sdtdatahash" xmlns:w16sdtfl="http://schemas.microsoft.com/office/word/2024/wordml/sdtformatlock" xmlns:w16se="http://schemas.microsoft.com/office/word/2015/wordml/symex" xmlns:wpg="http://schemas.microsoft.com/office/word/2010/wordprocessingGroup" xmlns:wpi="http://schemas.microsoft.com/office/word/2010/wordprocessingInk" xmlns:wne="http://schemas.microsoft.com/office/word/2006/wordml" xmlns:wps="http://schemas.microsoft.com/office/word/2010/wordprocessingShape" mc:Ignorable="w14 w15 w16se w16cid w16 w16cex w16sdtdh w16sdtfl w16du wp14">
+  <w:footnote w:type="separator" w:id="-1">
+    <w:p>
+      <w:r>
+        <w:separator/>
+      </w:r>
+    </w:p>
+  </w:footnote>
+  <w:footnote w:type="continuationSeparator" w:id="0">
+    <w:p>
+      <w:r>
+        <w:continuationSeparator/>
+      </w:r>
+    </w:p>
+  </w:footnote>
+</w:footnotes>
+</file>
+
+<file path=word/header1.xml><?xml version="1.0" encoding="utf-8"?>
+<w:hdr xmlns:wpc="http://schemas.microsoft.com/office/word/2010/wordprocessingCanvas" xmlns:cx="http://schemas.microsoft.com/office/drawing/2014/chartex" xmlns:cx1="http://schemas.microsoft.com/office/drawing/2015/9/8/chartex" xmlns:cx2="http://schemas.microsoft.com/office/drawing/2015/10/21/chartex" xmlns:cx3="http://schemas.microsoft.com/office/drawing/2016/5/9/chartex" xmlns:cx4="http://schemas.microsoft.com/office/drawing/2016/5/10/chartex" xmlns:cx5="http://schemas.microsoft.com/office/drawing/2016/5/11/chartex" xmlns:cx6="http://schemas.microsoft.com/office/drawing/2016/5/12/chartex" xmlns:cx7="http://schemas.microsoft.com/office/drawing/2016/5/13/chartex" xmlns:cx8="http://schemas.microsoft.com/office/drawing/2016/5/14/chartex" xmlns:mc="http://schemas.openxmlformats.org/markup-compatibility/2006" xmlns:aink="http://schemas.microsoft.com/office/drawing/2016/ink" xmlns:am3d="http://schemas.microsoft.com/office/drawing/2017/model3d" xmlns:o="urn:schemas-microsoft-com:office:office" xmlns:oel="http://schemas.microsoft.com/office/2019/extlst" xmlns:r="http://schemas.openxmlformats.org/officeDocument/2006/relationships" xmlns:m="http://schemas.openxmlformats.org/officeDocument/2006/math" xmlns:v="urn:schemas-microsoft-com:vml" xmlns:wp14="http://schemas.microsoft.com/office/word/2010/wordprocessingDrawing" xmlns:wp="http://schemas.openxmlformats.org/drawingml/2006/wordprocessingDrawing" xmlns:w10="urn:schemas-microsoft-com:office:word" xmlns:w="http://schemas.openxmlformats.org/wordprocessingml/2006/main" xmlns:w14="http://schemas.microsoft.com/office/word/2010/wordml" xmlns:w15="http://schemas.microsoft.com/office/word/2012/wordml" xmlns:w16cex="http://schemas.microsoft.com/office/word/2018/wordml/cex" xmlns:w16cid="http://schemas.microsoft.com/office/word/2016/wordml/cid" xmlns:w16="http://schemas.microsoft.com/office/word/2018/wordml" xmlns:w16du="http://schemas.microsoft.com/office/word/2023/wordml/word16du" xmlns:w16sdtdh="http://schemas.microsoft.com/office/word/2020/wordml/sdtdatahash" xmlns:w16sdtfl="http://schemas.microsoft.com/office/word/2024/wordml/sdtformatlock" xmlns:w16se="http://schemas.microsoft.com/office/word/2015/wordml/symex" xmlns:wpg="http://schemas.microsoft.com/office/word/2010/wordprocessingGroup" xmlns:wpi="http://schemas.microsoft.com/office/word/2010/wordprocessingInk" xmlns:wne="http://schemas.microsoft.com/office/word/2006/wordml" xmlns:wps="http://schemas.microsoft.com/office/word/2010/wordprocessingShape" mc:Ignorable="w14 w15 w16se w16cid w16 w16cex w16sdtdh w16sdtfl w16du wp14">
+  <w:sdt>
+    <w:sdtPr>
+      <w:rPr>
+        <w:color w:val="0070C0"/>
+      </w:rPr>
+      <w:alias w:val="Autore"/>
+      <w:tag w:val=""/>
+      <w:id w:val="-952397527"/>
+      <w:placeholder>
+        <w:docPart w:val="2C234AFB81AC44018CA19A99DB81D772"/>
+      </w:placeholder>
+      <w:dataBinding w:prefixMappings="xmlns:ns0='http://purl.org/dc/elements/1.1/' xmlns:ns1='http://schemas.openxmlformats.org/package/2006/metadata/core-properties' " w:xpath="/ns1:coreProperties[1]/ns0:creator[1]" w:storeItemID="{6C3C8BC8-F283-45AE-878A-BAB7291924A1}"/>
+      <w:text/>
+    </w:sdtPr>
+    <w:sdtContent>
+      <w:p>
+        <w:pPr>
+          <w:pStyle w:val="Intestazione"/>
+          <w:jc w:val="center"/>
+          <w:rPr>
+            <w:color w:val="4472C4" w:themeColor="accent1"/>
+            <w:sz w:val="20"/>
+          </w:rPr>
+        </w:pPr>
+        <w:r>
+          <w:rPr>
+            <w:color w:val="0070C0"/>
+          </w:rPr>
+          <w:t>Prof.ssa Silvana Cherubini</w:t>
+        </w:r>
+      </w:p>
+    </w:sdtContent>
+  </w:sdt>
+  <w:p>
+    <w:pPr>
+      <w:pStyle w:val="Intestazione"/>
+      <w:jc w:val="center"/>
+      <w:rPr>
+        <w:caps/>
+        <w:color w:val="4472C4" w:themeColor="accent1"/>
+      </w:rPr>
+    </w:pPr>
+    <w:r>
+      <w:rPr>
+        <w:caps/>
+        <w:color w:val="4472C4" w:themeColor="accent1"/>
+      </w:rPr>
+      <w:t xml:space="preserve"> </w:t>
+    </w:r>
+    <w:sdt>
+      <w:sdtPr>
+        <w:rPr>
+          <w:caps/>
+          <w:color w:val="0070C0"/>
+        </w:rPr>
+        <w:alias w:val="Titolo"/>
+        <w:tag w:val=""/>
+        <w:id w:val="-1954942076"/>
+        <w:placeholder>
+          <w:docPart w:val="1FDADE3EE3444059AFEF866F445668EC"/>
+        </w:placeholder>
+        <w:dataBinding w:prefixMappings="xmlns:ns0='http://purl.org/dc/elements/1.1/' xmlns:ns1='http://schemas.openxmlformats.org/package/2006/metadata/core-properties' " w:xpath="/ns1:coreProperties[1]/ns0:title[1]" w:storeItemID="{6C3C8BC8-F283-45AE-878A-BAB7291924A1}"/>
+        <w:text/>
+      </w:sdtPr>
+      <w:sdtContent>
+        <w:r>
+          <w:rPr>
+            <w:caps/>
+            <w:color w:val="0070C0"/>
+          </w:rPr>
+          <w:t>PASSEGGIATE NEI BOSCHI LETTERARI</w:t>
+        </w:r>
+      </w:sdtContent>
+    </w:sdt>
+  </w:p>
+  <w:p>
+    <w:pPr>
+      <w:pStyle w:val="Intestazione"/>
+    </w:pPr>
+  </w:p>
+</w:hdr>
 </file>
 
 <file path=word/numbering.xml><?xml version="1.0" encoding="utf-8"?>
@@ -3466,7 +3816,635 @@
       <w:contextualSpacing/>
     </w:pPr>
   </w:style>
+  <w:style w:type="paragraph" w:styleId="Intestazione">
+    <w:name w:val="header"/>
+    <w:basedOn w:val="Normale"/>
+    <w:link w:val="IntestazioneCarattere"/>
+    <w:uiPriority w:val="99"/>
+    <w:unhideWhenUsed/>
+    <w:rsid w:val="00575B7C"/>
+    <w:pPr>
+      <w:tabs>
+        <w:tab w:val="center" w:pos="4819"/>
+        <w:tab w:val="right" w:pos="9638"/>
+      </w:tabs>
+    </w:pPr>
+  </w:style>
+  <w:style w:type="character" w:customStyle="1" w:styleId="IntestazioneCarattere">
+    <w:name w:val="Intestazione Carattere"/>
+    <w:basedOn w:val="Carpredefinitoparagrafo"/>
+    <w:link w:val="Intestazione"/>
+    <w:uiPriority w:val="99"/>
+    <w:rsid w:val="00575B7C"/>
+  </w:style>
+  <w:style w:type="paragraph" w:styleId="Pidipagina">
+    <w:name w:val="footer"/>
+    <w:basedOn w:val="Normale"/>
+    <w:link w:val="PidipaginaCarattere"/>
+    <w:uiPriority w:val="99"/>
+    <w:unhideWhenUsed/>
+    <w:rsid w:val="00575B7C"/>
+    <w:pPr>
+      <w:tabs>
+        <w:tab w:val="center" w:pos="4819"/>
+        <w:tab w:val="right" w:pos="9638"/>
+      </w:tabs>
+    </w:pPr>
+  </w:style>
+  <w:style w:type="character" w:customStyle="1" w:styleId="PidipaginaCarattere">
+    <w:name w:val="Piè di pagina Carattere"/>
+    <w:basedOn w:val="Carpredefinitoparagrafo"/>
+    <w:link w:val="Pidipagina"/>
+    <w:uiPriority w:val="99"/>
+    <w:rsid w:val="00575B7C"/>
+  </w:style>
 </w:styles>
+</file>
+
+<file path=word/glossary/document.xml><?xml version="1.0" encoding="utf-8"?>
+<w:glossaryDocument xmlns:wpc="http://schemas.microsoft.com/office/word/2010/wordprocessingCanvas" xmlns:cx="http://schemas.microsoft.com/office/drawing/2014/chartex" xmlns:cx1="http://schemas.microsoft.com/office/drawing/2015/9/8/chartex" xmlns:cx2="http://schemas.microsoft.com/office/drawing/2015/10/21/chartex" xmlns:cx3="http://schemas.microsoft.com/office/drawing/2016/5/9/chartex" xmlns:cx4="http://schemas.microsoft.com/office/drawing/2016/5/10/chartex" xmlns:cx5="http://schemas.microsoft.com/office/drawing/2016/5/11/chartex" xmlns:cx6="http://schemas.microsoft.com/office/drawing/2016/5/12/chartex" xmlns:cx7="http://schemas.microsoft.com/office/drawing/2016/5/13/chartex" xmlns:cx8="http://schemas.microsoft.com/office/drawing/2016/5/14/chartex" xmlns:mc="http://schemas.openxmlformats.org/markup-compatibility/2006" xmlns:aink="http://schemas.microsoft.com/office/drawing/2016/ink" xmlns:am3d="http://schemas.microsoft.com/office/drawing/2017/model3d" xmlns:o="urn:schemas-microsoft-com:office:office" xmlns:oel="http://schemas.microsoft.com/office/2019/extlst" xmlns:r="http://schemas.openxmlformats.org/officeDocument/2006/relationships" xmlns:m="http://schemas.openxmlformats.org/officeDocument/2006/math" xmlns:v="urn:schemas-microsoft-com:vml" xmlns:wp14="http://schemas.microsoft.com/office/word/2010/wordprocessingDrawing" xmlns:wp="http://schemas.openxmlformats.org/drawingml/2006/wordprocessingDrawing" xmlns:w10="urn:schemas-microsoft-com:office:word" xmlns:w="http://schemas.openxmlformats.org/wordprocessingml/2006/main" xmlns:w14="http://schemas.microsoft.com/office/word/2010/wordml" xmlns:w15="http://schemas.microsoft.com/office/word/2012/wordml" xmlns:w16cex="http://schemas.microsoft.com/office/word/2018/wordml/cex" xmlns:w16cid="http://schemas.microsoft.com/office/word/2016/wordml/cid" xmlns:w16="http://schemas.microsoft.com/office/word/2018/wordml" xmlns:w16du="http://schemas.microsoft.com/office/word/2023/wordml/word16du" xmlns:w16sdtdh="http://schemas.microsoft.com/office/word/2020/wordml/sdtdatahash" xmlns:w16sdtfl="http://schemas.microsoft.com/office/word/2024/wordml/sdtformatlock" xmlns:w16se="http://schemas.microsoft.com/office/word/2015/wordml/symex" xmlns:wpg="http://schemas.microsoft.com/office/word/2010/wordprocessingGroup" xmlns:wpi="http://schemas.microsoft.com/office/word/2010/wordprocessingInk" xmlns:wne="http://schemas.microsoft.com/office/word/2006/wordml" xmlns:wps="http://schemas.microsoft.com/office/word/2010/wordprocessingShape" mc:Ignorable="w14 w15 w16se w16cid w16 w16cex w16sdtdh w16sdtfl w16du wp14">
+  <w:docParts>
+    <w:docPart>
+      <w:docPartPr>
+        <w:name w:val="2C234AFB81AC44018CA19A99DB81D772"/>
+        <w:category>
+          <w:name w:val="Generale"/>
+          <w:gallery w:val="placeholder"/>
+        </w:category>
+        <w:types>
+          <w:type w:val="bbPlcHdr"/>
+        </w:types>
+        <w:behaviors>
+          <w:behavior w:val="content"/>
+        </w:behaviors>
+        <w:guid w:val="{3CE8D947-A62D-4FC3-AF72-4D0F969F4923}"/>
+      </w:docPartPr>
+      <w:docPartBody>
+        <w:p>
+          <w:pPr>
+            <w:pStyle w:val="2C234AFB81AC44018CA19A99DB81D772"/>
+          </w:pPr>
+          <w:r>
+            <w:rPr>
+              <w:color w:val="4472C4" w:themeColor="accent1"/>
+              <w:sz w:val="20"/>
+              <w:szCs w:val="20"/>
+            </w:rPr>
+            <w:t>[Nome dell'autore]</w:t>
+          </w:r>
+        </w:p>
+      </w:docPartBody>
+    </w:docPart>
+    <w:docPart>
+      <w:docPartPr>
+        <w:name w:val="1FDADE3EE3444059AFEF866F445668EC"/>
+        <w:category>
+          <w:name w:val="Generale"/>
+          <w:gallery w:val="placeholder"/>
+        </w:category>
+        <w:types>
+          <w:type w:val="bbPlcHdr"/>
+        </w:types>
+        <w:behaviors>
+          <w:behavior w:val="content"/>
+        </w:behaviors>
+        <w:guid w:val="{582ECD03-2FAB-4B1E-A27D-322128A4E2B1}"/>
+      </w:docPartPr>
+      <w:docPartBody>
+        <w:p>
+          <w:pPr>
+            <w:pStyle w:val="1FDADE3EE3444059AFEF866F445668EC"/>
+          </w:pPr>
+          <w:r>
+            <w:rPr>
+              <w:caps/>
+              <w:color w:val="4472C4" w:themeColor="accent1"/>
+            </w:rPr>
+            <w:t>[Titolo del documento]</w:t>
+          </w:r>
+        </w:p>
+      </w:docPartBody>
+    </w:docPart>
+  </w:docParts>
+</w:glossaryDocument>
+</file>
+
+<file path=word/glossary/fontTable.xml><?xml version="1.0" encoding="utf-8"?>
+<w:fonts xmlns:mc="http://schemas.openxmlformats.org/markup-compatibility/2006" xmlns:r="http://schemas.openxmlformats.org/officeDocument/2006/relationships" xmlns:w="http://schemas.openxmlformats.org/wordprocessingml/2006/main" xmlns:w14="http://schemas.microsoft.com/office/word/2010/wordml" xmlns:w15="http://schemas.microsoft.com/office/word/2012/wordml" xmlns:w16cex="http://schemas.microsoft.com/office/word/2018/wordml/cex" xmlns:w16cid="http://schemas.microsoft.com/office/word/2016/wordml/cid" xmlns:w16="http://schemas.microsoft.com/office/word/2018/wordml" xmlns:w16du="http://schemas.microsoft.com/office/word/2023/wordml/word16du" xmlns:w16sdtdh="http://schemas.microsoft.com/office/word/2020/wordml/sdtdatahash" xmlns:w16sdtfl="http://schemas.microsoft.com/office/word/2024/wordml/sdtformatlock" xmlns:w16se="http://schemas.microsoft.com/office/word/2015/wordml/symex" mc:Ignorable="w14 w15 w16se w16cid w16 w16cex w16sdtdh w16sdtfl w16du">
+  <w:font w:name="Times New Roman">
+    <w:panose1 w:val="02020603050405020304"/>
+    <w:charset w:val="00"/>
+    <w:family w:val="roman"/>
+    <w:pitch w:val="variable"/>
+    <w:sig w:usb0="E0002EFF" w:usb1="C000785B" w:usb2="00000009" w:usb3="00000000" w:csb0="000001FF" w:csb1="00000000"/>
+  </w:font>
+  <w:font w:name="Calibri">
+    <w:panose1 w:val="020F0502020204030204"/>
+    <w:charset w:val="00"/>
+    <w:family w:val="swiss"/>
+    <w:pitch w:val="variable"/>
+    <w:sig w:usb0="E4002EFF" w:usb1="C200247B" w:usb2="00000009" w:usb3="00000000" w:csb0="000001FF" w:csb1="00000000"/>
+  </w:font>
+  <w:font w:name="Calibri Light">
+    <w:panose1 w:val="020F0302020204030204"/>
+    <w:charset w:val="00"/>
+    <w:family w:val="swiss"/>
+    <w:pitch w:val="variable"/>
+    <w:sig w:usb0="E4002EFF" w:usb1="C200247B" w:usb2="00000009" w:usb3="00000000" w:csb0="000001FF" w:csb1="00000000"/>
+  </w:font>
+</w:fonts>
+</file>
+
+<file path=word/glossary/settings.xml><?xml version="1.0" encoding="utf-8"?>
+<w:settings xmlns:mc="http://schemas.openxmlformats.org/markup-compatibility/2006" xmlns:o="urn:schemas-microsoft-com:office:office" xmlns:r="http://schemas.openxmlformats.org/officeDocument/2006/relationships" xmlns:m="http://schemas.openxmlformats.org/officeDocument/2006/math" xmlns:v="urn:schemas-microsoft-com:vml" xmlns:w10="urn:schemas-microsoft-com:office:word" xmlns:w="http://schemas.openxmlformats.org/wordprocessingml/2006/main" xmlns:w14="http://schemas.microsoft.com/office/word/2010/wordml" xmlns:w15="http://schemas.microsoft.com/office/word/2012/wordml" xmlns:w16cex="http://schemas.microsoft.com/office/word/2018/wordml/cex" xmlns:w16cid="http://schemas.microsoft.com/office/word/2016/wordml/cid" xmlns:w16="http://schemas.microsoft.com/office/word/2018/wordml" xmlns:w16du="http://schemas.microsoft.com/office/word/2023/wordml/word16du" xmlns:w16sdtdh="http://schemas.microsoft.com/office/word/2020/wordml/sdtdatahash" xmlns:w16sdtfl="http://schemas.microsoft.com/office/word/2024/wordml/sdtformatlock" xmlns:w16se="http://schemas.microsoft.com/office/word/2015/wordml/symex" xmlns:sl="http://schemas.openxmlformats.org/schemaLibrary/2006/main" mc:Ignorable="w14 w15 w16se w16cid w16 w16cex w16sdtdh w16sdtfl w16du">
+  <w:view w:val="normal"/>
+  <w:revisionView w:insDel="0" w:inkAnnotations="0"/>
+  <w:defaultTabStop w:val="708"/>
+  <w:hyphenationZone w:val="283"/>
+  <w:characterSpacingControl w:val="doNotCompress"/>
+  <w:compat>
+    <w:useFELayout/>
+    <w:compatSetting w:name="compatibilityMode" w:uri="http://schemas.microsoft.com/office/word" w:val="15"/>
+    <w:compatSetting w:name="overrideTableStyleFontSizeAndJustification" w:uri="http://schemas.microsoft.com/office/word" w:val="1"/>
+    <w:compatSetting w:name="enableOpenTypeFeatures" w:uri="http://schemas.microsoft.com/office/word" w:val="1"/>
+    <w:compatSetting w:name="doNotFlipMirrorIndents" w:uri="http://schemas.microsoft.com/office/word" w:val="1"/>
+    <w:compatSetting w:name="differentiateMultirowTableHeaders" w:uri="http://schemas.microsoft.com/office/word" w:val="1"/>
+    <w:compatSetting w:name="useWord2013TrackBottomHyphenation" w:uri="http://schemas.microsoft.com/office/word" w:val="0"/>
+  </w:compat>
+  <w:rsids>
+    <w:rsidRoot w:val="00CA50FC"/>
+    <w:rsid w:val="001212EE"/>
+    <w:rsid w:val="00581AB6"/>
+    <w:rsid w:val="005E6876"/>
+    <w:rsid w:val="00991BB7"/>
+    <w:rsid w:val="009B1981"/>
+    <w:rsid w:val="00CA50FC"/>
+  </w:rsids>
+  <m:mathPr>
+    <m:mathFont m:val="Cambria Math"/>
+    <m:brkBin m:val="before"/>
+    <m:brkBinSub m:val="--"/>
+    <m:smallFrac m:val="0"/>
+    <m:dispDef/>
+    <m:lMargin m:val="0"/>
+    <m:rMargin m:val="0"/>
+    <m:defJc m:val="centerGroup"/>
+    <m:wrapIndent m:val="1440"/>
+    <m:intLim m:val="subSup"/>
+    <m:naryLim m:val="undOvr"/>
+  </m:mathPr>
+  <w:themeFontLang w:val="it-IT"/>
+  <w:clrSchemeMapping w:bg1="light1" w:t1="dark1" w:bg2="light2" w:t2="dark2" w:accent1="accent1" w:accent2="accent2" w:accent3="accent3" w:accent4="accent4" w:accent5="accent5" w:accent6="accent6" w:hyperlink="hyperlink" w:followedHyperlink="followedHyperlink"/>
+  <w:decimalSymbol w:val=","/>
+  <w:listSeparator w:val=";"/>
+  <w15:chartTrackingRefBased/>
+</w:settings>
+</file>
+
+<file path=word/glossary/styles.xml><?xml version="1.0" encoding="utf-8"?>
+<w:styles xmlns:mc="http://schemas.openxmlformats.org/markup-compatibility/2006" xmlns:r="http://schemas.openxmlformats.org/officeDocument/2006/relationships" xmlns:w="http://schemas.openxmlformats.org/wordprocessingml/2006/main" xmlns:w14="http://schemas.microsoft.com/office/word/2010/wordml" xmlns:w15="http://schemas.microsoft.com/office/word/2012/wordml" xmlns:w16cex="http://schemas.microsoft.com/office/word/2018/wordml/cex" xmlns:w16cid="http://schemas.microsoft.com/office/word/2016/wordml/cid" xmlns:w16="http://schemas.microsoft.com/office/word/2018/wordml" xmlns:w16du="http://schemas.microsoft.com/office/word/2023/wordml/word16du" xmlns:w16sdtdh="http://schemas.microsoft.com/office/word/2020/wordml/sdtdatahash" xmlns:w16sdtfl="http://schemas.microsoft.com/office/word/2024/wordml/sdtformatlock" xmlns:w16se="http://schemas.microsoft.com/office/word/2015/wordml/symex" mc:Ignorable="w14 w15 w16se w16cid w16 w16cex w16sdtdh w16sdtfl w16du">
+  <w:docDefaults>
+    <w:rPrDefault>
+      <w:rPr>
+        <w:rFonts w:asciiTheme="minorHAnsi" w:eastAsiaTheme="minorEastAsia" w:hAnsiTheme="minorHAnsi" w:cstheme="minorBidi"/>
+        <w:kern w:val="2"/>
+        <w:sz w:val="24"/>
+        <w:szCs w:val="24"/>
+        <w:lang w:val="it-IT" w:eastAsia="it-IT" w:bidi="ar-SA"/>
+        <w14:ligatures w14:val="standardContextual"/>
+      </w:rPr>
+    </w:rPrDefault>
+    <w:pPrDefault>
+      <w:pPr>
+        <w:spacing w:after="160" w:line="278" w:lineRule="auto"/>
+      </w:pPr>
+    </w:pPrDefault>
+  </w:docDefaults>
+  <w:latentStyles w:defLockedState="0" w:defUIPriority="99" w:defSemiHidden="0" w:defUnhideWhenUsed="0" w:defQFormat="0" w:count="376">
+    <w:lsdException w:name="Normal" w:uiPriority="0" w:qFormat="1"/>
+    <w:lsdException w:name="heading 1" w:uiPriority="9" w:qFormat="1"/>
+    <w:lsdException w:name="heading 2" w:semiHidden="1" w:uiPriority="9" w:unhideWhenUsed="1" w:qFormat="1"/>
+    <w:lsdException w:name="heading 3" w:semiHidden="1" w:uiPriority="9" w:unhideWhenUsed="1" w:qFormat="1"/>
+    <w:lsdException w:name="heading 4" w:semiHidden="1" w:uiPriority="9" w:unhideWhenUsed="1" w:qFormat="1"/>
+    <w:lsdException w:name="heading 5" w:semiHidden="1" w:uiPriority="9" w:unhideWhenUsed="1" w:qFormat="1"/>
+    <w:lsdException w:name="heading 6" w:semiHidden="1" w:uiPriority="9" w:unhideWhenUsed="1" w:qFormat="1"/>
+    <w:lsdException w:name="heading 7" w:semiHidden="1" w:uiPriority="9" w:unhideWhenUsed="1" w:qFormat="1"/>
+    <w:lsdException w:name="heading 8" w:semiHidden="1" w:uiPriority="9" w:unhideWhenUsed="1" w:qFormat="1"/>
+    <w:lsdException w:name="heading 9" w:semiHidden="1" w:uiPriority="9" w:unhideWhenUsed="1" w:qFormat="1"/>
+    <w:lsdException w:name="index 1" w:semiHidden="1" w:unhideWhenUsed="1"/>
+    <w:lsdException w:name="index 2" w:semiHidden="1" w:unhideWhenUsed="1"/>
+    <w:lsdException w:name="index 3" w:semiHidden="1" w:unhideWhenUsed="1"/>
+    <w:lsdException w:name="index 4" w:semiHidden="1" w:unhideWhenUsed="1"/>
+    <w:lsdException w:name="index 5" w:semiHidden="1" w:unhideWhenUsed="1"/>
+    <w:lsdException w:name="index 6" w:semiHidden="1" w:unhideWhenUsed="1"/>
+    <w:lsdException w:name="index 7" w:semiHidden="1" w:unhideWhenUsed="1"/>
+    <w:lsdException w:name="index 8" w:semiHidden="1" w:unhideWhenUsed="1"/>
+    <w:lsdException w:name="index 9" w:semiHidden="1" w:unhideWhenUsed="1"/>
+    <w:lsdException w:name="toc 1" w:semiHidden="1" w:uiPriority="39" w:unhideWhenUsed="1"/>
+    <w:lsdException w:name="toc 2" w:semiHidden="1" w:uiPriority="39" w:unhideWhenUsed="1"/>
+    <w:lsdException w:name="toc 3" w:semiHidden="1" w:uiPriority="39" w:unhideWhenUsed="1"/>
+    <w:lsdException w:name="toc 4" w:semiHidden="1" w:uiPriority="39" w:unhideWhenUsed="1"/>
+    <w:lsdException w:name="toc 5" w:semiHidden="1" w:uiPriority="39" w:unhideWhenUsed="1"/>
+    <w:lsdException w:name="toc 6" w:semiHidden="1" w:uiPriority="39" w:unhideWhenUsed="1"/>
+    <w:lsdException w:name="toc 7" w:semiHidden="1" w:uiPriority="39" w:unhideWhenUsed="1"/>
+    <w:lsdException w:name="toc 8" w:semiHidden="1" w:uiPriority="39" w:unhideWhenUsed="1"/>
+    <w:lsdException w:name="toc 9" w:semiHidden="1" w:uiPriority="39" w:unhideWhenUsed="1"/>
+    <w:lsdException w:name="Normal Indent" w:semiHidden="1" w:unhideWhenUsed="1"/>
+    <w:lsdException w:name="footnote text" w:semiHidden="1" w:unhideWhenUsed="1"/>
+    <w:lsdException w:name="annotation text" w:semiHidden="1" w:unhideWhenUsed="1"/>
+    <w:lsdException w:name="header" w:semiHidden="1" w:unhideWhenUsed="1"/>
+    <w:lsdException w:name="footer" w:semiHidden="1" w:unhideWhenUsed="1"/>
+    <w:lsdException w:name="index heading" w:semiHidden="1" w:unhideWhenUsed="1"/>
+    <w:lsdException w:name="caption" w:semiHidden="1" w:uiPriority="35" w:unhideWhenUsed="1" w:qFormat="1"/>
+    <w:lsdException w:name="table of figures" w:semiHidden="1" w:unhideWhenUsed="1"/>
+    <w:lsdException w:name="envelope address" w:semiHidden="1" w:unhideWhenUsed="1"/>
+    <w:lsdException w:name="envelope return" w:semiHidden="1" w:unhideWhenUsed="1"/>
+    <w:lsdException w:name="footnote reference" w:semiHidden="1" w:unhideWhenUsed="1"/>
+    <w:lsdException w:name="annotation reference" w:semiHidden="1" w:unhideWhenUsed="1"/>
+    <w:lsdException w:name="line number" w:semiHidden="1" w:unhideWhenUsed="1"/>
+    <w:lsdException w:name="page number" w:semiHidden="1" w:unhideWhenUsed="1"/>
+    <w:lsdException w:name="endnote reference" w:semiHidden="1" w:unhideWhenUsed="1"/>
+    <w:lsdException w:name="endnote text" w:semiHidden="1" w:unhideWhenUsed="1"/>
+    <w:lsdException w:name="table of authorities" w:semiHidden="1" w:unhideWhenUsed="1"/>
+    <w:lsdException w:name="macro" w:semiHidden="1" w:unhideWhenUsed="1"/>
+    <w:lsdException w:name="toa heading" w:semiHidden="1" w:unhideWhenUsed="1"/>
+    <w:lsdException w:name="List" w:semiHidden="1" w:unhideWhenUsed="1"/>
+    <w:lsdException w:name="List Bullet" w:semiHidden="1" w:unhideWhenUsed="1"/>
+    <w:lsdException w:name="List Number" w:semiHidden="1" w:unhideWhenUsed="1"/>
+    <w:lsdException w:name="List 2" w:semiHidden="1" w:unhideWhenUsed="1"/>
+    <w:lsdException w:name="List 3" w:semiHidden="1" w:unhideWhenUsed="1"/>
+    <w:lsdException w:name="List 4" w:semiHidden="1" w:unhideWhenUsed="1"/>
+    <w:lsdException w:name="List 5" w:semiHidden="1" w:unhideWhenUsed="1"/>
+    <w:lsdException w:name="List Bullet 2" w:semiHidden="1" w:unhideWhenUsed="1"/>
+    <w:lsdException w:name="List Bullet 3" w:semiHidden="1" w:unhideWhenUsed="1"/>
+    <w:lsdException w:name="List Bullet 4" w:semiHidden="1" w:unhideWhenUsed="1"/>
+    <w:lsdException w:name="List Bullet 5" w:semiHidden="1" w:unhideWhenUsed="1"/>
+    <w:lsdException w:name="List Number 2" w:semiHidden="1" w:unhideWhenUsed="1"/>
+    <w:lsdException w:name="List Number 3" w:semiHidden="1" w:unhideWhenUsed="1"/>
+    <w:lsdException w:name="List Number 4" w:semiHidden="1" w:unhideWhenUsed="1"/>
+    <w:lsdException w:name="List Number 5" w:semiHidden="1" w:unhideWhenUsed="1"/>
+    <w:lsdException w:name="Title" w:uiPriority="10" w:qFormat="1"/>
+    <w:lsdException w:name="Closing" w:semiHidden="1" w:unhideWhenUsed="1"/>
+    <w:lsdException w:name="Signature" w:semiHidden="1" w:unhideWhenUsed="1"/>
+    <w:lsdException w:name="Default Paragraph Font" w:semiHidden="1" w:uiPriority="1" w:unhideWhenUsed="1"/>
+    <w:lsdException w:name="Body Text" w:semiHidden="1" w:unhideWhenUsed="1"/>
+    <w:lsdException w:name="Body Text Indent" w:semiHidden="1" w:unhideWhenUsed="1"/>
+    <w:lsdException w:name="List Continue" w:semiHidden="1" w:unhideWhenUsed="1"/>
+    <w:lsdException w:name="List Continue 2" w:semiHidden="1" w:unhideWhenUsed="1"/>
+    <w:lsdException w:name="List Continue 3" w:semiHidden="1" w:unhideWhenUsed="1"/>
+    <w:lsdException w:name="List Continue 4" w:semiHidden="1" w:unhideWhenUsed="1"/>
+    <w:lsdException w:name="List Continue 5" w:semiHidden="1" w:unhideWhenUsed="1"/>
+    <w:lsdException w:name="Message Header" w:semiHidden="1" w:unhideWhenUsed="1"/>
+    <w:lsdException w:name="Subtitle" w:uiPriority="11" w:qFormat="1"/>
+    <w:lsdException w:name="Salutation" w:semiHidden="1" w:unhideWhenUsed="1"/>
+    <w:lsdException w:name="Date" w:semiHidden="1" w:unhideWhenUsed="1"/>
+    <w:lsdException w:name="Body Text First Indent" w:semiHidden="1" w:unhideWhenUsed="1"/>
+    <w:lsdException w:name="Body Text First Indent 2" w:semiHidden="1" w:unhideWhenUsed="1"/>
+    <w:lsdException w:name="Note Heading" w:semiHidden="1" w:unhideWhenUsed="1"/>
+    <w:lsdException w:name="Body Text 2" w:semiHidden="1" w:unhideWhenUsed="1"/>
+    <w:lsdException w:name="Body Text 3" w:semiHidden="1" w:unhideWhenUsed="1"/>
+    <w:lsdException w:name="Body Text Indent 2" w:semiHidden="1" w:unhideWhenUsed="1"/>
+    <w:lsdException w:name="Body Text Indent 3" w:semiHidden="1" w:unhideWhenUsed="1"/>
+    <w:lsdException w:name="Block Text" w:semiHidden="1" w:unhideWhenUsed="1"/>
+    <w:lsdException w:name="Hyperlink" w:semiHidden="1" w:unhideWhenUsed="1"/>
+    <w:lsdException w:name="FollowedHyperlink" w:semiHidden="1" w:unhideWhenUsed="1"/>
+    <w:lsdException w:name="Strong" w:uiPriority="22" w:qFormat="1"/>
+    <w:lsdException w:name="Emphasis" w:uiPriority="20" w:qFormat="1"/>
+    <w:lsdException w:name="Document Map" w:semiHidden="1" w:unhideWhenUsed="1"/>
+    <w:lsdException w:name="Plain Text" w:semiHidden="1" w:unhideWhenUsed="1"/>
+    <w:lsdException w:name="E-mail Signature" w:semiHidden="1" w:unhideWhenUsed="1"/>
+    <w:lsdException w:name="HTML Top of Form" w:semiHidden="1" w:unhideWhenUsed="1"/>
+    <w:lsdException w:name="HTML Bottom of Form" w:semiHidden="1" w:unhideWhenUsed="1"/>
+    <w:lsdException w:name="Normal (Web)" w:semiHidden="1" w:unhideWhenUsed="1"/>
+    <w:lsdException w:name="HTML Acronym" w:semiHidden="1" w:unhideWhenUsed="1"/>
+    <w:lsdException w:name="HTML Address" w:semiHidden="1" w:unhideWhenUsed="1"/>
+    <w:lsdException w:name="HTML Cite" w:semiHidden="1" w:unhideWhenUsed="1"/>
+    <w:lsdException w:name="HTML Code" w:semiHidden="1" w:unhideWhenUsed="1"/>
+    <w:lsdException w:name="HTML Definition" w:semiHidden="1" w:unhideWhenUsed="1"/>
+    <w:lsdException w:name="HTML Keyboard" w:semiHidden="1" w:unhideWhenUsed="1"/>
+    <w:lsdException w:name="HTML Preformatted" w:semiHidden="1" w:unhideWhenUsed="1"/>
+    <w:lsdException w:name="HTML Sample" w:semiHidden="1" w:unhideWhenUsed="1"/>
+    <w:lsdException w:name="HTML Typewriter" w:semiHidden="1" w:unhideWhenUsed="1"/>
+    <w:lsdException w:name="HTML Variable" w:semiHidden="1" w:unhideWhenUsed="1"/>
+    <w:lsdException w:name="Normal Table" w:semiHidden="1" w:unhideWhenUsed="1"/>
+    <w:lsdException w:name="annotation subject" w:semiHidden="1" w:unhideWhenUsed="1"/>
+    <w:lsdException w:name="No List" w:semiHidden="1" w:unhideWhenUsed="1"/>
+    <w:lsdException w:name="Outline List 1" w:semiHidden="1" w:unhideWhenUsed="1"/>
+    <w:lsdException w:name="Outline List 2" w:semiHidden="1" w:unhideWhenUsed="1"/>
+    <w:lsdException w:name="Outline List 3" w:semiHidden="1" w:unhideWhenUsed="1"/>
+    <w:lsdException w:name="Table Simple 1" w:semiHidden="1" w:unhideWhenUsed="1"/>
+    <w:lsdException w:name="Table Simple 2" w:semiHidden="1" w:unhideWhenUsed="1"/>
+    <w:lsdException w:name="Table Simple 3" w:semiHidden="1" w:unhideWhenUsed="1"/>
+    <w:lsdException w:name="Table Classic 1" w:semiHidden="1" w:unhideWhenUsed="1"/>
+    <w:lsdException w:name="Table Classic 2" w:semiHidden="1" w:unhideWhenUsed="1"/>
+    <w:lsdException w:name="Table Classic 3" w:semiHidden="1" w:unhideWhenUsed="1"/>
+    <w:lsdException w:name="Table Classic 4" w:semiHidden="1" w:unhideWhenUsed="1"/>
+    <w:lsdException w:name="Table Colorful 1" w:semiHidden="1" w:unhideWhenUsed="1"/>
+    <w:lsdException w:name="Table Colorful 2" w:semiHidden="1" w:unhideWhenUsed="1"/>
+    <w:lsdException w:name="Table Colorful 3" w:semiHidden="1" w:unhideWhenUsed="1"/>
+    <w:lsdException w:name="Table Columns 1" w:semiHidden="1" w:unhideWhenUsed="1"/>
+    <w:lsdException w:name="Table Columns 2" w:semiHidden="1" w:unhideWhenUsed="1"/>
+    <w:lsdException w:name="Table Columns 3" w:semiHidden="1" w:unhideWhenUsed="1"/>
+    <w:lsdException w:name="Table Columns 4" w:semiHidden="1" w:unhideWhenUsed="1"/>
+    <w:lsdException w:name="Table Columns 5" w:semiHidden="1" w:unhideWhenUsed="1"/>
+    <w:lsdException w:name="Table Grid 1" w:semiHidden="1" w:unhideWhenUsed="1"/>
+    <w:lsdException w:name="Table Grid 2" w:semiHidden="1" w:unhideWhenUsed="1"/>
+    <w:lsdException w:name="Table Grid 3" w:semiHidden="1" w:unhideWhenUsed="1"/>
+    <w:lsdException w:name="Table Grid 4" w:semiHidden="1" w:unhideWhenUsed="1"/>
+    <w:lsdException w:name="Table Grid 5" w:semiHidden="1" w:unhideWhenUsed="1"/>
+    <w:lsdException w:name="Table Grid 6" w:semiHidden="1" w:unhideWhenUsed="1"/>
+    <w:lsdException w:name="Table Grid 7" w:semiHidden="1" w:unhideWhenUsed="1"/>
+    <w:lsdException w:name="Table Grid 8" w:semiHidden="1" w:unhideWhenUsed="1"/>
+    <w:lsdException w:name="Table List 1" w:semiHidden="1" w:unhideWhenUsed="1"/>
+    <w:lsdException w:name="Table List 2" w:semiHidden="1" w:unhideWhenUsed="1"/>
+    <w:lsdException w:name="Table List 3" w:semiHidden="1" w:unhideWhenUsed="1"/>
+    <w:lsdException w:name="Table List 4" w:semiHidden="1" w:unhideWhenUsed="1"/>
+    <w:lsdException w:name="Table List 5" w:semiHidden="1" w:unhideWhenUsed="1"/>
+    <w:lsdException w:name="Table List 6" w:semiHidden="1" w:unhideWhenUsed="1"/>
+    <w:lsdException w:name="Table List 7" w:semiHidden="1" w:unhideWhenUsed="1"/>
+    <w:lsdException w:name="Table List 8" w:semiHidden="1" w:unhideWhenUsed="1"/>
+    <w:lsdException w:name="Table 3D effects 1" w:semiHidden="1" w:unhideWhenUsed="1"/>
+    <w:lsdException w:name="Table 3D effects 2" w:semiHidden="1" w:unhideWhenUsed="1"/>
+    <w:lsdException w:name="Table 3D effects 3" w:semiHidden="1" w:unhideWhenUsed="1"/>
+    <w:lsdException w:name="Table Contemporary" w:semiHidden="1" w:unhideWhenUsed="1"/>
+    <w:lsdException w:name="Table Elegant" w:semiHidden="1" w:unhideWhenUsed="1"/>
+    <w:lsdException w:name="Table Professional" w:semiHidden="1" w:unhideWhenUsed="1"/>
+    <w:lsdException w:name="Table Subtle 1" w:semiHidden="1" w:unhideWhenUsed="1"/>
+    <w:lsdException w:name="Table Subtle 2" w:semiHidden="1" w:unhideWhenUsed="1"/>
+    <w:lsdException w:name="Table Web 1" w:semiHidden="1" w:unhideWhenUsed="1"/>
+    <w:lsdException w:name="Table Web 2" w:semiHidden="1" w:unhideWhenUsed="1"/>
+    <w:lsdException w:name="Table Web 3" w:semiHidden="1" w:unhideWhenUsed="1"/>
+    <w:lsdException w:name="Balloon Text" w:semiHidden="1" w:unhideWhenUsed="1"/>
+    <w:lsdException w:name="Table Grid" w:uiPriority="39"/>
+    <w:lsdException w:name="Table Theme" w:semiHidden="1" w:unhideWhenUsed="1"/>
+    <w:lsdException w:name="Placeholder Text" w:semiHidden="1"/>
+    <w:lsdException w:name="No Spacing" w:uiPriority="1" w:qFormat="1"/>
+    <w:lsdException w:name="Light Shading" w:uiPriority="60"/>
+    <w:lsdException w:name="Light List" w:uiPriority="61"/>
+    <w:lsdException w:name="Light Grid" w:uiPriority="62"/>
+    <w:lsdException w:name="Medium Shading 1" w:uiPriority="63"/>
+    <w:lsdException w:name="Medium Shading 2" w:uiPriority="64"/>
+    <w:lsdException w:name="Medium List 1" w:uiPriority="65"/>
+    <w:lsdException w:name="Medium List 2" w:uiPriority="66"/>
+    <w:lsdException w:name="Medium Grid 1" w:uiPriority="67"/>
+    <w:lsdException w:name="Medium Grid 2" w:uiPriority="68"/>
+    <w:lsdException w:name="Medium Grid 3" w:uiPriority="69"/>
+    <w:lsdException w:name="Dark List" w:uiPriority="70"/>
+    <w:lsdException w:name="Colorful Shading" w:uiPriority="71"/>
+    <w:lsdException w:name="Colorful List" w:uiPriority="72"/>
+    <w:lsdException w:name="Colorful Grid" w:uiPriority="73"/>
+    <w:lsdException w:name="Light Shading Accent 1" w:uiPriority="60"/>
+    <w:lsdException w:name="Light List Accent 1" w:uiPriority="61"/>
+    <w:lsdException w:name="Light Grid Accent 1" w:uiPriority="62"/>
+    <w:lsdException w:name="Medium Shading 1 Accent 1" w:uiPriority="63"/>
+    <w:lsdException w:name="Medium Shading 2 Accent 1" w:uiPriority="64"/>
+    <w:lsdException w:name="Medium List 1 Accent 1" w:uiPriority="65"/>
+    <w:lsdException w:name="Revision" w:semiHidden="1"/>
+    <w:lsdException w:name="List Paragraph" w:uiPriority="34" w:qFormat="1"/>
+    <w:lsdException w:name="Quote" w:uiPriority="29" w:qFormat="1"/>
+    <w:lsdException w:name="Intense Quote" w:uiPriority="30" w:qFormat="1"/>
+    <w:lsdException w:name="Medium List 2 Accent 1" w:uiPriority="66"/>
+    <w:lsdException w:name="Medium Grid 1 Accent 1" w:uiPriority="67"/>
+    <w:lsdException w:name="Medium Grid 2 Accent 1" w:uiPriority="68"/>
+    <w:lsdException w:name="Medium Grid 3 Accent 1" w:uiPriority="69"/>
+    <w:lsdException w:name="Dark List Accent 1" w:uiPriority="70"/>
+    <w:lsdException w:name="Colorful Shading Accent 1" w:uiPriority="71"/>
+    <w:lsdException w:name="Colorful List Accent 1" w:uiPriority="72"/>
+    <w:lsdException w:name="Colorful Grid Accent 1" w:uiPriority="73"/>
+    <w:lsdException w:name="Light Shading Accent 2" w:uiPriority="60"/>
+    <w:lsdException w:name="Light List Accent 2" w:uiPriority="61"/>
+    <w:lsdException w:name="Light Grid Accent 2" w:uiPriority="62"/>
+    <w:lsdException w:name="Medium Shading 1 Accent 2" w:uiPriority="63"/>
+    <w:lsdException w:name="Medium Shading 2 Accent 2" w:uiPriority="64"/>
+    <w:lsdException w:name="Medium List 1 Accent 2" w:uiPriority="65"/>
+    <w:lsdException w:name="Medium List 2 Accent 2" w:uiPriority="66"/>
+    <w:lsdException w:name="Medium Grid 1 Accent 2" w:uiPriority="67"/>
+    <w:lsdException w:name="Medium Grid 2 Accent 2" w:uiPriority="68"/>
+    <w:lsdException w:name="Medium Grid 3 Accent 2" w:uiPriority="69"/>
+    <w:lsdException w:name="Dark List Accent 2" w:uiPriority="70"/>
+    <w:lsdException w:name="Colorful Shading Accent 2" w:uiPriority="71"/>
+    <w:lsdException w:name="Colorful List Accent 2" w:uiPriority="72"/>
+    <w:lsdException w:name="Colorful Grid Accent 2" w:uiPriority="73"/>
+    <w:lsdException w:name="Light Shading Accent 3" w:uiPriority="60"/>
+    <w:lsdException w:name="Light List Accent 3" w:uiPriority="61"/>
+    <w:lsdException w:name="Light Grid Accent 3" w:uiPriority="62"/>
+    <w:lsdException w:name="Medium Shading 1 Accent 3" w:uiPriority="63"/>
+    <w:lsdException w:name="Medium Shading 2 Accent 3" w:uiPriority="64"/>
+    <w:lsdException w:name="Medium List 1 Accent 3" w:uiPriority="65"/>
+    <w:lsdException w:name="Medium List 2 Accent 3" w:uiPriority="66"/>
+    <w:lsdException w:name="Medium Grid 1 Accent 3" w:uiPriority="67"/>
+    <w:lsdException w:name="Medium Grid 2 Accent 3" w:uiPriority="68"/>
+    <w:lsdException w:name="Medium Grid 3 Accent 3" w:uiPriority="69"/>
+    <w:lsdException w:name="Dark List Accent 3" w:uiPriority="70"/>
+    <w:lsdException w:name="Colorful Shading Accent 3" w:uiPriority="71"/>
+    <w:lsdException w:name="Colorful List Accent 3" w:uiPriority="72"/>
+    <w:lsdException w:name="Colorful Grid Accent 3" w:uiPriority="73"/>
+    <w:lsdException w:name="Light Shading Accent 4" w:uiPriority="60"/>
+    <w:lsdException w:name="Light List Accent 4" w:uiPriority="61"/>
+    <w:lsdException w:name="Light Grid Accent 4" w:uiPriority="62"/>
+    <w:lsdException w:name="Medium Shading 1 Accent 4" w:uiPriority="63"/>
+    <w:lsdException w:name="Medium Shading 2 Accent 4" w:uiPriority="64"/>
+    <w:lsdException w:name="Medium List 1 Accent 4" w:uiPriority="65"/>
+    <w:lsdException w:name="Medium List 2 Accent 4" w:uiPriority="66"/>
+    <w:lsdException w:name="Medium Grid 1 Accent 4" w:uiPriority="67"/>
+    <w:lsdException w:name="Medium Grid 2 Accent 4" w:uiPriority="68"/>
+    <w:lsdException w:name="Medium Grid 3 Accent 4" w:uiPriority="69"/>
+    <w:lsdException w:name="Dark List Accent 4" w:uiPriority="70"/>
+    <w:lsdException w:name="Colorful Shading Accent 4" w:uiPriority="71"/>
+    <w:lsdException w:name="Colorful List Accent 4" w:uiPriority="72"/>
+    <w:lsdException w:name="Colorful Grid Accent 4" w:uiPriority="73"/>
+    <w:lsdException w:name="Light Shading Accent 5" w:uiPriority="60"/>
+    <w:lsdException w:name="Light List Accent 5" w:uiPriority="61"/>
+    <w:lsdException w:name="Light Grid Accent 5" w:uiPriority="62"/>
+    <w:lsdException w:name="Medium Shading 1 Accent 5" w:uiPriority="63"/>
+    <w:lsdException w:name="Medium Shading 2 Accent 5" w:uiPriority="64"/>
+    <w:lsdException w:name="Medium List 1 Accent 5" w:uiPriority="65"/>
+    <w:lsdException w:name="Medium List 2 Accent 5" w:uiPriority="66"/>
+    <w:lsdException w:name="Medium Grid 1 Accent 5" w:uiPriority="67"/>
+    <w:lsdException w:name="Medium Grid 2 Accent 5" w:uiPriority="68"/>
+    <w:lsdException w:name="Medium Grid 3 Accent 5" w:uiPriority="69"/>
+    <w:lsdException w:name="Dark List Accent 5" w:uiPriority="70"/>
+    <w:lsdException w:name="Colorful Shading Accent 5" w:uiPriority="71"/>
+    <w:lsdException w:name="Colorful List Accent 5" w:uiPriority="72"/>
+    <w:lsdException w:name="Colorful Grid Accent 5" w:uiPriority="73"/>
+    <w:lsdException w:name="Light Shading Accent 6" w:uiPriority="60"/>
+    <w:lsdException w:name="Light List Accent 6" w:uiPriority="61"/>
+    <w:lsdException w:name="Light Grid Accent 6" w:uiPriority="62"/>
+    <w:lsdException w:name="Medium Shading 1 Accent 6" w:uiPriority="63"/>
+    <w:lsdException w:name="Medium Shading 2 Accent 6" w:uiPriority="64"/>
+    <w:lsdException w:name="Medium List 1 Accent 6" w:uiPriority="65"/>
+    <w:lsdException w:name="Medium List 2 Accent 6" w:uiPriority="66"/>
+    <w:lsdException w:name="Medium Grid 1 Accent 6" w:uiPriority="67"/>
+    <w:lsdException w:name="Medium Grid 2 Accent 6" w:uiPriority="68"/>
+    <w:lsdException w:name="Medium Grid 3 Accent 6" w:uiPriority="69"/>
+    <w:lsdException w:name="Dark List Accent 6" w:uiPriority="70"/>
+    <w:lsdException w:name="Colorful Shading Accent 6" w:uiPriority="71"/>
+    <w:lsdException w:name="Colorful List Accent 6" w:uiPriority="72"/>
+    <w:lsdException w:name="Colorful Grid Accent 6" w:uiPriority="73"/>
+    <w:lsdException w:name="Subtle Emphasis" w:uiPriority="19" w:qFormat="1"/>
+    <w:lsdException w:name="Intense Emphasis" w:uiPriority="21" w:qFormat="1"/>
+    <w:lsdException w:name="Subtle Reference" w:uiPriority="31" w:qFormat="1"/>
+    <w:lsdException w:name="Intense Reference" w:uiPriority="32" w:qFormat="1"/>
+    <w:lsdException w:name="Book Title" w:uiPriority="33" w:qFormat="1"/>
+    <w:lsdException w:name="Bibliography" w:semiHidden="1" w:uiPriority="37" w:unhideWhenUsed="1"/>
+    <w:lsdException w:name="TOC Heading" w:semiHidden="1" w:uiPriority="39" w:unhideWhenUsed="1" w:qFormat="1"/>
+    <w:lsdException w:name="Plain Table 1" w:uiPriority="41"/>
+    <w:lsdException w:name="Plain Table 2" w:uiPriority="42"/>
+    <w:lsdException w:name="Plain Table 3" w:uiPriority="43"/>
+    <w:lsdException w:name="Plain Table 4" w:uiPriority="44"/>
+    <w:lsdException w:name="Plain Table 5" w:uiPriority="45"/>
+    <w:lsdException w:name="Grid Table Light" w:uiPriority="40"/>
+    <w:lsdException w:name="Grid Table 1 Light" w:uiPriority="46"/>
+    <w:lsdException w:name="Grid Table 2" w:uiPriority="47"/>
+    <w:lsdException w:name="Grid Table 3" w:uiPriority="48"/>
+    <w:lsdException w:name="Grid Table 4" w:uiPriority="49"/>
+    <w:lsdException w:name="Grid Table 5 Dark" w:uiPriority="50"/>
+    <w:lsdException w:name="Grid Table 6 Colorful" w:uiPriority="51"/>
+    <w:lsdException w:name="Grid Table 7 Colorful" w:uiPriority="52"/>
+    <w:lsdException w:name="Grid Table 1 Light Accent 1" w:uiPriority="46"/>
+    <w:lsdException w:name="Grid Table 2 Accent 1" w:uiPriority="47"/>
+    <w:lsdException w:name="Grid Table 3 Accent 1" w:uiPriority="48"/>
+    <w:lsdException w:name="Grid Table 4 Accent 1" w:uiPriority="49"/>
+    <w:lsdException w:name="Grid Table 5 Dark Accent 1" w:uiPriority="50"/>
+    <w:lsdException w:name="Grid Table 6 Colorful Accent 1" w:uiPriority="51"/>
+    <w:lsdException w:name="Grid Table 7 Colorful Accent 1" w:uiPriority="52"/>
+    <w:lsdException w:name="Grid Table 1 Light Accent 2" w:uiPriority="46"/>
+    <w:lsdException w:name="Grid Table 2 Accent 2" w:uiPriority="47"/>
+    <w:lsdException w:name="Grid Table 3 Accent 2" w:uiPriority="48"/>
+    <w:lsdException w:name="Grid Table 4 Accent 2" w:uiPriority="49"/>
+    <w:lsdException w:name="Grid Table 5 Dark Accent 2" w:uiPriority="50"/>
+    <w:lsdException w:name="Grid Table 6 Colorful Accent 2" w:uiPriority="51"/>
+    <w:lsdException w:name="Grid Table 7 Colorful Accent 2" w:uiPriority="52"/>
+    <w:lsdException w:name="Grid Table 1 Light Accent 3" w:uiPriority="46"/>
+    <w:lsdException w:name="Grid Table 2 Accent 3" w:uiPriority="47"/>
+    <w:lsdException w:name="Grid Table 3 Accent 3" w:uiPriority="48"/>
+    <w:lsdException w:name="Grid Table 4 Accent 3" w:uiPriority="49"/>
+    <w:lsdException w:name="Grid Table 5 Dark Accent 3" w:uiPriority="50"/>
+    <w:lsdException w:name="Grid Table 6 Colorful Accent 3" w:uiPriority="51"/>
+    <w:lsdException w:name="Grid Table 7 Colorful Accent 3" w:uiPriority="52"/>
+    <w:lsdException w:name="Grid Table 1 Light Accent 4" w:uiPriority="46"/>
+    <w:lsdException w:name="Grid Table 2 Accent 4" w:uiPriority="47"/>
+    <w:lsdException w:name="Grid Table 3 Accent 4" w:uiPriority="48"/>
+    <w:lsdException w:name="Grid Table 4 Accent 4" w:uiPriority="49"/>
+    <w:lsdException w:name="Grid Table 5 Dark Accent 4" w:uiPriority="50"/>
+    <w:lsdException w:name="Grid Table 6 Colorful Accent 4" w:uiPriority="51"/>
+    <w:lsdException w:name="Grid Table 7 Colorful Accent 4" w:uiPriority="52"/>
+    <w:lsdException w:name="Grid Table 1 Light Accent 5" w:uiPriority="46"/>
+    <w:lsdException w:name="Grid Table 2 Accent 5" w:uiPriority="47"/>
+    <w:lsdException w:name="Grid Table 3 Accent 5" w:uiPriority="48"/>
+    <w:lsdException w:name="Grid Table 4 Accent 5" w:uiPriority="49"/>
+    <w:lsdException w:name="Grid Table 5 Dark Accent 5" w:uiPriority="50"/>
+    <w:lsdException w:name="Grid Table 6 Colorful Accent 5" w:uiPriority="51"/>
+    <w:lsdException w:name="Grid Table 7 Colorful Accent 5" w:uiPriority="52"/>
+    <w:lsdException w:name="Grid Table 1 Light Accent 6" w:uiPriority="46"/>
+    <w:lsdException w:name="Grid Table 2 Accent 6" w:uiPriority="47"/>
+    <w:lsdException w:name="Grid Table 3 Accent 6" w:uiPriority="48"/>
+    <w:lsdException w:name="Grid Table 4 Accent 6" w:uiPriority="49"/>
+    <w:lsdException w:name="Grid Table 5 Dark Accent 6" w:uiPriority="50"/>
+    <w:lsdException w:name="Grid Table 6 Colorful Accent 6" w:uiPriority="51"/>
+    <w:lsdException w:name="Grid Table 7 Colorful Accent 6" w:uiPriority="52"/>
+    <w:lsdException w:name="List Table 1 Light" w:uiPriority="46"/>
+    <w:lsdException w:name="List Table 2" w:uiPriority="47"/>
+    <w:lsdException w:name="List Table 3" w:uiPriority="48"/>
+    <w:lsdException w:name="List Table 4" w:uiPriority="49"/>
+    <w:lsdException w:name="List Table 5 Dark" w:uiPriority="50"/>
+    <w:lsdException w:name="List Table 6 Colorful" w:uiPriority="51"/>
+    <w:lsdException w:name="List Table 7 Colorful" w:uiPriority="52"/>
+    <w:lsdException w:name="List Table 1 Light Accent 1" w:uiPriority="46"/>
+    <w:lsdException w:name="List Table 2 Accent 1" w:uiPriority="47"/>
+    <w:lsdException w:name="List Table 3 Accent 1" w:uiPriority="48"/>
+    <w:lsdException w:name="List Table 4 Accent 1" w:uiPriority="49"/>
+    <w:lsdException w:name="List Table 5 Dark Accent 1" w:uiPriority="50"/>
+    <w:lsdException w:name="List Table 6 Colorful Accent 1" w:uiPriority="51"/>
+    <w:lsdException w:name="List Table 7 Colorful Accent 1" w:uiPriority="52"/>
+    <w:lsdException w:name="List Table 1 Light Accent 2" w:uiPriority="46"/>
+    <w:lsdException w:name="List Table 2 Accent 2" w:uiPriority="47"/>
+    <w:lsdException w:name="List Table 3 Accent 2" w:uiPriority="48"/>
+    <w:lsdException w:name="List Table 4 Accent 2" w:uiPriority="49"/>
+    <w:lsdException w:name="List Table 5 Dark Accent 2" w:uiPriority="50"/>
+    <w:lsdException w:name="List Table 6 Colorful Accent 2" w:uiPriority="51"/>
+    <w:lsdException w:name="List Table 7 Colorful Accent 2" w:uiPriority="52"/>
+    <w:lsdException w:name="List Table 1 Light Accent 3" w:uiPriority="46"/>
+    <w:lsdException w:name="List Table 2 Accent 3" w:uiPriority="47"/>
+    <w:lsdException w:name="List Table 3 Accent 3" w:uiPriority="48"/>
+    <w:lsdException w:name="List Table 4 Accent 3" w:uiPriority="49"/>
+    <w:lsdException w:name="List Table 5 Dark Accent 3" w:uiPriority="50"/>
+    <w:lsdException w:name="List Table 6 Colorful Accent 3" w:uiPriority="51"/>
+    <w:lsdException w:name="List Table 7 Colorful Accent 3" w:uiPriority="52"/>
+    <w:lsdException w:name="List Table 1 Light Accent 4" w:uiPriority="46"/>
+    <w:lsdException w:name="List Table 2 Accent 4" w:uiPriority="47"/>
+    <w:lsdException w:name="List Table 3 Accent 4" w:uiPriority="48"/>
+    <w:lsdException w:name="List Table 4 Accent 4" w:uiPriority="49"/>
+    <w:lsdException w:name="List Table 5 Dark Accent 4" w:uiPriority="50"/>
+    <w:lsdException w:name="List Table 6 Colorful Accent 4" w:uiPriority="51"/>
+    <w:lsdException w:name="List Table 7 Colorful Accent 4" w:uiPriority="52"/>
+    <w:lsdException w:name="List Table 1 Light Accent 5" w:uiPriority="46"/>
+    <w:lsdException w:name="List Table 2 Accent 5" w:uiPriority="47"/>
+    <w:lsdException w:name="List Table 3 Accent 5" w:uiPriority="48"/>
+    <w:lsdException w:name="List Table 4 Accent 5" w:uiPriority="49"/>
+    <w:lsdException w:name="List Table 5 Dark Accent 5" w:uiPriority="50"/>
+    <w:lsdException w:name="List Table 6 Colorful Accent 5" w:uiPriority="51"/>
+    <w:lsdException w:name="List Table 7 Colorful Accent 5" w:uiPriority="52"/>
+    <w:lsdException w:name="List Table 1 Light Accent 6" w:uiPriority="46"/>
+    <w:lsdException w:name="List Table 2 Accent 6" w:uiPriority="47"/>
+    <w:lsdException w:name="List Table 3 Accent 6" w:uiPriority="48"/>
+    <w:lsdException w:name="List Table 4 Accent 6" w:uiPriority="49"/>
+    <w:lsdException w:name="List Table 5 Dark Accent 6" w:uiPriority="50"/>
+    <w:lsdException w:name="List Table 6 Colorful Accent 6" w:uiPriority="51"/>
+    <w:lsdException w:name="List Table 7 Colorful Accent 6" w:uiPriority="52"/>
+    <w:lsdException w:name="Mention" w:semiHidden="1" w:unhideWhenUsed="1"/>
+    <w:lsdException w:name="Smart Hyperlink" w:semiHidden="1" w:unhideWhenUsed="1"/>
+    <w:lsdException w:name="Hashtag" w:semiHidden="1" w:unhideWhenUsed="1"/>
+    <w:lsdException w:name="Unresolved Mention" w:semiHidden="1" w:unhideWhenUsed="1"/>
+    <w:lsdException w:name="Smart Link" w:semiHidden="1" w:unhideWhenUsed="1"/>
+  </w:latentStyles>
+  <w:style w:type="paragraph" w:default="1" w:styleId="Normale">
+    <w:name w:val="Normal"/>
+    <w:qFormat/>
+  </w:style>
+  <w:style w:type="character" w:default="1" w:styleId="Carpredefinitoparagrafo">
+    <w:name w:val="Default Paragraph Font"/>
+    <w:uiPriority w:val="1"/>
+    <w:semiHidden/>
+    <w:unhideWhenUsed/>
+  </w:style>
+  <w:style w:type="table" w:default="1" w:styleId="Tabellanormale">
+    <w:name w:val="Normal Table"/>
+    <w:uiPriority w:val="99"/>
+    <w:semiHidden/>
+    <w:unhideWhenUsed/>
+    <w:tblPr>
+      <w:tblInd w:w="0" w:type="dxa"/>
+      <w:tblCellMar>
+        <w:top w:w="0" w:type="dxa"/>
+        <w:left w:w="108" w:type="dxa"/>
+        <w:bottom w:w="0" w:type="dxa"/>
+        <w:right w:w="108" w:type="dxa"/>
+      </w:tblCellMar>
+    </w:tblPr>
+  </w:style>
+  <w:style w:type="numbering" w:default="1" w:styleId="Nessunelenco">
+    <w:name w:val="No List"/>
+    <w:uiPriority w:val="99"/>
+    <w:semiHidden/>
+    <w:unhideWhenUsed/>
+  </w:style>
+  <w:style w:type="paragraph" w:customStyle="1" w:styleId="2C234AFB81AC44018CA19A99DB81D772">
+    <w:name w:val="2C234AFB81AC44018CA19A99DB81D772"/>
+    <w:rsid w:val="00CA50FC"/>
+  </w:style>
+  <w:style w:type="paragraph" w:customStyle="1" w:styleId="1FDADE3EE3444059AFEF866F445668EC">
+    <w:name w:val="1FDADE3EE3444059AFEF866F445668EC"/>
+    <w:rsid w:val="00CA50FC"/>
+  </w:style>
+</w:styles>
+</file>
+
+<file path=word/glossary/webSettings.xml><?xml version="1.0" encoding="utf-8"?>
+<w:webSettings xmlns:mc="http://schemas.openxmlformats.org/markup-compatibility/2006" xmlns:r="http://schemas.openxmlformats.org/officeDocument/2006/relationships" xmlns:w="http://schemas.openxmlformats.org/wordprocessingml/2006/main" xmlns:w14="http://schemas.microsoft.com/office/word/2010/wordml" xmlns:w15="http://schemas.microsoft.com/office/word/2012/wordml" xmlns:w16cex="http://schemas.microsoft.com/office/word/2018/wordml/cex" xmlns:w16cid="http://schemas.microsoft.com/office/word/2016/wordml/cid" xmlns:w16="http://schemas.microsoft.com/office/word/2018/wordml" xmlns:w16du="http://schemas.microsoft.com/office/word/2023/wordml/word16du" xmlns:w16sdtdh="http://schemas.microsoft.com/office/word/2020/wordml/sdtdatahash" xmlns:w16sdtfl="http://schemas.microsoft.com/office/word/2024/wordml/sdtformatlock" xmlns:w16se="http://schemas.microsoft.com/office/word/2015/wordml/symex" mc:Ignorable="w14 w15 w16se w16cid w16 w16cex w16sdtdh w16sdtfl w16du">
+  <w:optimizeForBrowser/>
+  <w:allowPNG/>
+</w:webSettings>
 </file>
 
 <file path=word/theme/theme1.xml><?xml version="1.0" encoding="utf-8"?>
